--- a/extension/docs/kwork/KW001_AI_NATIVE_YANDEX_ALICE/tests/OKNO_MSK/OKNO_MSK_RESEARCH_RELEASE_STEP05A_PROPAGATED_2026-09-09/editable/02_OKNO_MSK_VNEDRENIE_REKOMENDATSII_RU_2026-09-09.docx
+++ b/extension/docs/kwork/KW001_AI_NATIVE_YANDEX_ALICE/tests/OKNO_MSK/OKNO_MSK_RESEARCH_RELEASE_STEP05A_PROPAGATED_2026-09-09/editable/02_OKNO_MSK_VNEDRENIE_REKOMENDATSII_RU_2026-09-09.docx
@@ -2,7 +2,7 @@
 <file path=word/document.xml><?xml version="1.0" encoding="utf-8"?>
 <w:document xmlns:w="http://schemas.openxmlformats.org/wordprocessingml/2006/main" xmlns:m="http://schemas.openxmlformats.org/officeDocument/2006/math" xmlns:r="http://schemas.openxmlformats.org/officeDocument/2006/relationships" xmlns:o="urn:schemas-microsoft-com:office:office" xmlns:v="urn:schemas-microsoft-com:vml" xmlns:w10="urn:schemas-microsoft-com:office:word" xmlns:a="http://schemas.openxmlformats.org/drawingml/2006/main" xmlns:pic="http://schemas.openxmlformats.org/drawingml/2006/picture" xmlns:wp="http://schemas.openxmlformats.org/drawingml/2006/wordprocessingDrawing">
   <w:body>
-    <w:bookmarkStart w:id="70" w:name="план-внедрения-рекомендаций"/>
+    <w:bookmarkStart w:id="45" w:name="план-внедрения-рекомендаций"/>
     <w:p>
       <w:pPr>
         <w:pStyle w:val="Heading1"/>
@@ -15,14 +15,12 @@
       <w:pPr>
         <w:pStyle w:val="FirstParagraph"/>
       </w:pPr>
-      <w:hyperlink r:id="rId20">
-        <w:r>
-          <w:rPr>
-            <w:rStyle w:val="Hyperlink"/>
-          </w:rPr>
-          <w:t xml:space="preserve">https://okno-msk.ru/</w:t>
-        </w:r>
-      </w:hyperlink>
+      <w:r>
+        <w:rPr>
+          <w:rStyle w:val="VerbatimChar"/>
+        </w:rPr>
+        <w:t xml:space="preserve">https://okno-msk.ru/</w:t>
+      </w:r>
     </w:p>
     <w:p>
       <w:pPr>
@@ -126,7 +124,7 @@
         <w:t xml:space="preserve">Очередь — это готовность к действию, а не прогноз трафика или выручки. Объём работ — ориентир по типу задачи, а не смета и не оценка часов. Ответственный назначается заказчиком в рабочей таблице №05.</w:t>
       </w:r>
     </w:p>
-    <w:bookmarkStart w:id="32" w:name="X71ea3de364feada06f6fdc3695aee78b3c83413"/>
+    <w:bookmarkStart w:id="23" w:name="X71ea3de364feada06f6fdc3695aee78b3c83413"/>
     <w:p>
       <w:pPr>
         <w:pStyle w:val="Heading2"/>
@@ -135,1206 +133,914 @@
         <w:t xml:space="preserve">1. Сводный план внедрения</w:t>
       </w:r>
     </w:p>
-    <w:tbl>
-      <w:tblPr>
-        <w:tblStyle w:val="Table"/>
-        <w:tblW w:type="auto" w:w="0"/>
-        <w:tblLook w:firstRow="1" w:lastRow="0" w:firstColumn="0" w:lastColumn="0" w:noHBand="0" w:noVBand="0" w:val="0020"/>
-        <w:jc w:val="start"/>
-      </w:tblPr>
-      <w:tblGrid>
-        <w:gridCol w:w="1131"/>
-        <w:gridCol w:w="1131"/>
-        <w:gridCol w:w="1131"/>
-        <w:gridCol w:w="1131"/>
-        <w:gridCol w:w="1131"/>
-        <w:gridCol w:w="1131"/>
-        <w:gridCol w:w="1131"/>
-      </w:tblGrid>
-      <w:tr>
-        <w:trPr>
-          <w:tblHeader w:val="true"/>
-        </w:trPr>
-        <w:tc>
-          <w:tcPr/>
-          <w:p>
-            <w:pPr>
-              <w:pStyle w:val="Compact"/>
-              <w:jc w:val="right"/>
-            </w:pPr>
-            <w:r>
-              <w:t xml:space="preserve">Очередь</w:t>
-            </w:r>
-          </w:p>
-        </w:tc>
-        <w:tc>
-          <w:tcPr/>
-          <w:p>
-            <w:pPr>
-              <w:pStyle w:val="Compact"/>
-              <w:jc w:val="left"/>
-            </w:pPr>
-            <w:r>
-              <w:t xml:space="preserve">Готовность</w:t>
-            </w:r>
-          </w:p>
-        </w:tc>
-        <w:tc>
-          <w:tcPr/>
-          <w:p>
-            <w:pPr>
-              <w:pStyle w:val="Compact"/>
-              <w:jc w:val="left"/>
-            </w:pPr>
-            <w:r>
-              <w:t xml:space="preserve">Задача</w:t>
-            </w:r>
-          </w:p>
-        </w:tc>
-        <w:tc>
-          <w:tcPr/>
-          <w:p>
-            <w:pPr>
-              <w:pStyle w:val="Compact"/>
-              <w:jc w:val="left"/>
-            </w:pPr>
-            <w:r>
-              <w:t xml:space="preserve">Страница</w:t>
-            </w:r>
-          </w:p>
-        </w:tc>
-        <w:tc>
-          <w:tcPr/>
-          <w:p>
-            <w:pPr>
-              <w:pStyle w:val="Compact"/>
-              <w:jc w:val="left"/>
-            </w:pPr>
-            <w:r>
-              <w:t xml:space="preserve">Кто нужен</w:t>
-            </w:r>
-          </w:p>
-        </w:tc>
-        <w:tc>
-          <w:tcPr/>
-          <w:p>
-            <w:pPr>
-              <w:pStyle w:val="Compact"/>
-              <w:jc w:val="left"/>
-            </w:pPr>
-            <w:r>
-              <w:t xml:space="preserve">Объём</w:t>
-            </w:r>
-          </w:p>
-        </w:tc>
-        <w:tc>
-          <w:tcPr/>
-          <w:p>
-            <w:pPr>
-              <w:pStyle w:val="Compact"/>
-              <w:jc w:val="left"/>
-            </w:pPr>
-            <w:r>
-              <w:t xml:space="preserve">Зависимость</w:t>
-            </w:r>
-          </w:p>
-        </w:tc>
-      </w:tr>
-      <w:tr>
-        <w:tc>
-          <w:tcPr/>
-          <w:p>
-            <w:pPr>
-              <w:pStyle w:val="Compact"/>
-              <w:jc w:val="right"/>
-            </w:pPr>
-            <w:r>
-              <w:t xml:space="preserve">1</w:t>
-            </w:r>
-          </w:p>
-        </w:tc>
-        <w:tc>
-          <w:tcPr/>
-          <w:p>
-            <w:pPr>
-              <w:pStyle w:val="Compact"/>
-              <w:jc w:val="left"/>
-            </w:pPr>
-            <w:r>
-              <w:t xml:space="preserve">Можно внедрять</w:t>
-            </w:r>
-          </w:p>
-        </w:tc>
-        <w:tc>
-          <w:tcPr/>
-          <w:p>
-            <w:pPr>
-              <w:pStyle w:val="Compact"/>
-              <w:jc w:val="left"/>
-            </w:pPr>
-            <w:r>
-              <w:t xml:space="preserve">Разделить французское и панорамное остекление</w:t>
-            </w:r>
-          </w:p>
-        </w:tc>
-        <w:tc>
-          <w:tcPr/>
-          <w:p>
-            <w:pPr>
-              <w:pStyle w:val="Compact"/>
-              <w:jc w:val="left"/>
-            </w:pPr>
-            <w:hyperlink r:id="rId21">
-              <w:r>
-                <w:rPr>
-                  <w:rStyle w:val="Hyperlink"/>
-                </w:rPr>
-                <w:t xml:space="preserve">https://okno-msk.ru/okna-rehau/francuzskie-okna</w:t>
-              </w:r>
-            </w:hyperlink>
-          </w:p>
-        </w:tc>
-        <w:tc>
-          <w:tcPr/>
-          <w:p>
-            <w:pPr>
-              <w:pStyle w:val="Compact"/>
-              <w:jc w:val="left"/>
-            </w:pPr>
-            <w:r>
-              <w:t xml:space="preserve">Контент</w:t>
-            </w:r>
-          </w:p>
-        </w:tc>
-        <w:tc>
-          <w:tcPr/>
-          <w:p>
-            <w:pPr>
-              <w:pStyle w:val="Compact"/>
-              <w:jc w:val="left"/>
-            </w:pPr>
-            <w:r>
-              <w:t xml:space="preserve">Средний текстовый блок</w:t>
-            </w:r>
-          </w:p>
-        </w:tc>
-        <w:tc>
-          <w:tcPr/>
-          <w:p>
-            <w:pPr>
-              <w:pStyle w:val="Compact"/>
-              <w:jc w:val="left"/>
-            </w:pPr>
-            <w:r>
-              <w:t xml:space="preserve">Нет отдельного предварительного условия</w:t>
-            </w:r>
-          </w:p>
-        </w:tc>
-      </w:tr>
-      <w:tr>
-        <w:tc>
-          <w:tcPr/>
-          <w:p>
-            <w:pPr>
-              <w:pStyle w:val="Compact"/>
-              <w:jc w:val="right"/>
-            </w:pPr>
-            <w:r>
-              <w:t xml:space="preserve">1</w:t>
-            </w:r>
-          </w:p>
-        </w:tc>
-        <w:tc>
-          <w:tcPr/>
-          <w:p>
-            <w:pPr>
-              <w:pStyle w:val="Compact"/>
-              <w:jc w:val="left"/>
-            </w:pPr>
-            <w:r>
-              <w:t xml:space="preserve">Можно внедрять</w:t>
-            </w:r>
-          </w:p>
-        </w:tc>
-        <w:tc>
-          <w:tcPr/>
-          <w:p>
-            <w:pPr>
-              <w:pStyle w:val="Compact"/>
-              <w:jc w:val="left"/>
-            </w:pPr>
-            <w:r>
-              <w:t xml:space="preserve">Добавить правила выбора размеров ПВХ-двери</w:t>
-            </w:r>
-          </w:p>
-        </w:tc>
-        <w:tc>
-          <w:tcPr/>
-          <w:p>
-            <w:pPr>
-              <w:pStyle w:val="Compact"/>
-              <w:jc w:val="left"/>
-            </w:pPr>
-            <w:hyperlink r:id="rId22">
-              <w:r>
-                <w:rPr>
-                  <w:rStyle w:val="Hyperlink"/>
-                </w:rPr>
-                <w:t xml:space="preserve">https://okno-msk.ru/dveri-rehau</w:t>
-              </w:r>
-            </w:hyperlink>
-          </w:p>
-        </w:tc>
-        <w:tc>
-          <w:tcPr/>
-          <w:p>
-            <w:pPr>
-              <w:pStyle w:val="Compact"/>
-              <w:jc w:val="left"/>
-            </w:pPr>
-            <w:r>
-              <w:t xml:space="preserve">Контент</w:t>
-            </w:r>
-          </w:p>
-        </w:tc>
-        <w:tc>
-          <w:tcPr/>
-          <w:p>
-            <w:pPr>
-              <w:pStyle w:val="Compact"/>
-              <w:jc w:val="left"/>
-            </w:pPr>
-            <w:r>
-              <w:t xml:space="preserve">Небольшой текстовый блок</w:t>
-            </w:r>
-          </w:p>
-        </w:tc>
-        <w:tc>
-          <w:tcPr/>
-          <w:p>
-            <w:pPr>
-              <w:pStyle w:val="Compact"/>
-              <w:jc w:val="left"/>
-            </w:pPr>
-            <w:r>
-              <w:t xml:space="preserve">Нет отдельного предварительного условия</w:t>
-            </w:r>
-          </w:p>
-        </w:tc>
-      </w:tr>
-      <w:tr>
-        <w:tc>
-          <w:tcPr/>
-          <w:p>
-            <w:pPr>
-              <w:pStyle w:val="Compact"/>
-              <w:jc w:val="right"/>
-            </w:pPr>
-            <w:r>
-              <w:t xml:space="preserve">1</w:t>
-            </w:r>
-          </w:p>
-        </w:tc>
-        <w:tc>
-          <w:tcPr/>
-          <w:p>
-            <w:pPr>
-              <w:pStyle w:val="Compact"/>
-              <w:jc w:val="left"/>
-            </w:pPr>
-            <w:r>
-              <w:t xml:space="preserve">Можно внедрять</w:t>
-            </w:r>
-          </w:p>
-        </w:tc>
-        <w:tc>
-          <w:tcPr/>
-          <w:p>
-            <w:pPr>
-              <w:pStyle w:val="Compact"/>
-              <w:jc w:val="left"/>
-            </w:pPr>
-            <w:r>
-              <w:t xml:space="preserve">Указать год рейтинга производителей</w:t>
-            </w:r>
-          </w:p>
-        </w:tc>
-        <w:tc>
-          <w:tcPr/>
-          <w:p>
-            <w:pPr>
-              <w:pStyle w:val="Compact"/>
-              <w:jc w:val="left"/>
-            </w:pPr>
-            <w:hyperlink r:id="rId23">
-              <w:r>
-                <w:rPr>
-                  <w:rStyle w:val="Hyperlink"/>
-                </w:rPr>
-                <w:t xml:space="preserve">https://okno-msk.ru/stati/kakie-okna-samye-luchshie</w:t>
-              </w:r>
-            </w:hyperlink>
-          </w:p>
-        </w:tc>
-        <w:tc>
-          <w:tcPr/>
-          <w:p>
-            <w:pPr>
-              <w:pStyle w:val="Compact"/>
-              <w:jc w:val="left"/>
-            </w:pPr>
-            <w:r>
-              <w:t xml:space="preserve">Контент</w:t>
-            </w:r>
-          </w:p>
-        </w:tc>
-        <w:tc>
-          <w:tcPr/>
-          <w:p>
-            <w:pPr>
-              <w:pStyle w:val="Compact"/>
-              <w:jc w:val="left"/>
-            </w:pPr>
-            <w:r>
-              <w:t xml:space="preserve">Небольшая правка</w:t>
-            </w:r>
-          </w:p>
-        </w:tc>
-        <w:tc>
-          <w:tcPr/>
-          <w:p>
-            <w:pPr>
-              <w:pStyle w:val="Compact"/>
-              <w:jc w:val="left"/>
-            </w:pPr>
-            <w:r>
-              <w:t xml:space="preserve">Нет отдельного предварительного условия</w:t>
-            </w:r>
-          </w:p>
-        </w:tc>
-      </w:tr>
-      <w:tr>
-        <w:tc>
-          <w:tcPr/>
-          <w:p>
-            <w:pPr>
-              <w:pStyle w:val="Compact"/>
-              <w:jc w:val="right"/>
-            </w:pPr>
-            <w:r>
-              <w:t xml:space="preserve">2</w:t>
-            </w:r>
-          </w:p>
-        </w:tc>
-        <w:tc>
-          <w:tcPr/>
-          <w:p>
-            <w:pPr>
-              <w:pStyle w:val="Compact"/>
-              <w:jc w:val="left"/>
-            </w:pPr>
-            <w:r>
-              <w:t xml:space="preserve">После уточнения</w:t>
-            </w:r>
-          </w:p>
-        </w:tc>
-        <w:tc>
-          <w:tcPr/>
-          <w:p>
-            <w:pPr>
-              <w:pStyle w:val="Compact"/>
-              <w:jc w:val="left"/>
-            </w:pPr>
-            <w:r>
-              <w:t xml:space="preserve">Размеры окон для частного дома</w:t>
-            </w:r>
-          </w:p>
-        </w:tc>
-        <w:tc>
-          <w:tcPr/>
-          <w:p>
-            <w:pPr>
-              <w:pStyle w:val="Compact"/>
-              <w:jc w:val="left"/>
-            </w:pPr>
-            <w:hyperlink r:id="rId24">
-              <w:r>
-                <w:rPr>
-                  <w:rStyle w:val="Hyperlink"/>
-                </w:rPr>
-                <w:t xml:space="preserve">https://okno-msk.ru/okna-rehau/po-tipu-doma/okna-v-chastnyj-dom</w:t>
-              </w:r>
-            </w:hyperlink>
-          </w:p>
-        </w:tc>
-        <w:tc>
-          <w:tcPr/>
-          <w:p>
-            <w:pPr>
-              <w:pStyle w:val="Compact"/>
-              <w:jc w:val="left"/>
-            </w:pPr>
-            <w:r>
-              <w:t xml:space="preserve">Контент</w:t>
-            </w:r>
-          </w:p>
-        </w:tc>
-        <w:tc>
-          <w:tcPr/>
-          <w:p>
-            <w:pPr>
-              <w:pStyle w:val="Compact"/>
-              <w:jc w:val="left"/>
-            </w:pPr>
-            <w:r>
-              <w:t xml:space="preserve">Текстовый блок после уточнения</w:t>
-            </w:r>
-          </w:p>
-        </w:tc>
-        <w:tc>
-          <w:tcPr/>
-          <w:p>
-            <w:pPr>
-              <w:pStyle w:val="Compact"/>
-              <w:jc w:val="left"/>
-            </w:pPr>
-            <w:r>
-              <w:t xml:space="preserve">Выбрать одно место размещения блока в текущем макете страницы: в зоне выбора и замера перед калькулятором или формой обращения.</w:t>
-            </w:r>
-          </w:p>
-        </w:tc>
-      </w:tr>
-      <w:tr>
-        <w:tc>
-          <w:tcPr/>
-          <w:p>
-            <w:pPr>
-              <w:pStyle w:val="Compact"/>
-              <w:jc w:val="right"/>
-            </w:pPr>
-            <w:r>
-              <w:t xml:space="preserve">2</w:t>
-            </w:r>
-          </w:p>
-        </w:tc>
-        <w:tc>
-          <w:tcPr/>
-          <w:p>
-            <w:pPr>
-              <w:pStyle w:val="Compact"/>
-              <w:jc w:val="left"/>
-            </w:pPr>
-            <w:r>
-              <w:t xml:space="preserve">После уточнения</w:t>
-            </w:r>
-          </w:p>
-        </w:tc>
-        <w:tc>
-          <w:tcPr/>
-          <w:p>
-            <w:pPr>
-              <w:pStyle w:val="Compact"/>
-              <w:jc w:val="left"/>
-            </w:pPr>
-            <w:r>
-              <w:t xml:space="preserve">Состав монтажа ПВХ-дверей</w:t>
-            </w:r>
-          </w:p>
-        </w:tc>
-        <w:tc>
-          <w:tcPr/>
-          <w:p>
-            <w:pPr>
-              <w:pStyle w:val="Compact"/>
-              <w:jc w:val="left"/>
-            </w:pPr>
-            <w:hyperlink r:id="rId22">
-              <w:r>
-                <w:rPr>
-                  <w:rStyle w:val="Hyperlink"/>
-                </w:rPr>
-                <w:t xml:space="preserve">https://okno-msk.ru/dveri-rehau</w:t>
-              </w:r>
-            </w:hyperlink>
-          </w:p>
-        </w:tc>
-        <w:tc>
-          <w:tcPr/>
-          <w:p>
-            <w:pPr>
-              <w:pStyle w:val="Compact"/>
-              <w:jc w:val="left"/>
-            </w:pPr>
-            <w:r>
-              <w:t xml:space="preserve">Компания + контент</w:t>
-            </w:r>
-          </w:p>
-        </w:tc>
-        <w:tc>
-          <w:tcPr/>
-          <w:p>
-            <w:pPr>
-              <w:pStyle w:val="Compact"/>
-              <w:jc w:val="left"/>
-            </w:pPr>
-            <w:r>
-              <w:t xml:space="preserve">Средний текстовый блок</w:t>
-            </w:r>
-          </w:p>
-        </w:tc>
-        <w:tc>
-          <w:tcPr/>
-          <w:p>
-            <w:pPr>
-              <w:pStyle w:val="Compact"/>
-              <w:jc w:val="left"/>
-            </w:pPr>
-            <w:r>
-              <w:t xml:space="preserve">У компании зафиксировать состав услуги: операции и материалы, подготовку со стороны клиента, демонтаж и вывоз, откосы и отделку, гарантийные и сервисные условия. Также выбрать одно место размещения блока.</w:t>
-            </w:r>
-          </w:p>
-        </w:tc>
-      </w:tr>
-      <w:tr>
-        <w:tc>
-          <w:tcPr/>
-          <w:p>
-            <w:pPr>
-              <w:pStyle w:val="Compact"/>
-              <w:jc w:val="right"/>
-            </w:pPr>
-            <w:r>
-              <w:t xml:space="preserve">2</w:t>
-            </w:r>
-          </w:p>
-        </w:tc>
-        <w:tc>
-          <w:tcPr/>
-          <w:p>
-            <w:pPr>
-              <w:pStyle w:val="Compact"/>
-              <w:jc w:val="left"/>
-            </w:pPr>
-            <w:r>
-              <w:t xml:space="preserve">После уточнения</w:t>
-            </w:r>
-          </w:p>
-        </w:tc>
-        <w:tc>
-          <w:tcPr/>
-          <w:p>
-            <w:pPr>
-              <w:pStyle w:val="Compact"/>
-              <w:jc w:val="left"/>
-            </w:pPr>
-            <w:r>
-              <w:t xml:space="preserve">Вентиляция при алюминиевом остеклении</w:t>
-            </w:r>
-          </w:p>
-        </w:tc>
-        <w:tc>
-          <w:tcPr/>
-          <w:p>
-            <w:pPr>
-              <w:pStyle w:val="Compact"/>
-              <w:jc w:val="left"/>
-            </w:pPr>
-            <w:hyperlink r:id="rId25">
-              <w:r>
-                <w:rPr>
-                  <w:rStyle w:val="Hyperlink"/>
-                </w:rPr>
-                <w:t xml:space="preserve">https://okno-msk.ru/stati/plyusy-i-minusy-ostekleniya-alyuminievymi-oknami</w:t>
-              </w:r>
-            </w:hyperlink>
-          </w:p>
-        </w:tc>
-        <w:tc>
-          <w:tcPr/>
-          <w:p>
-            <w:pPr>
-              <w:pStyle w:val="Compact"/>
-              <w:jc w:val="left"/>
-            </w:pPr>
-            <w:r>
-              <w:t xml:space="preserve">Контент</w:t>
-            </w:r>
-          </w:p>
-        </w:tc>
-        <w:tc>
-          <w:tcPr/>
-          <w:p>
-            <w:pPr>
-              <w:pStyle w:val="Compact"/>
-              <w:jc w:val="left"/>
-            </w:pPr>
-            <w:r>
-              <w:t xml:space="preserve">Текстовый блок после уточнения</w:t>
-            </w:r>
-          </w:p>
-        </w:tc>
-        <w:tc>
-          <w:tcPr/>
-          <w:p>
-            <w:pPr>
-              <w:pStyle w:val="Compact"/>
-              <w:jc w:val="left"/>
-            </w:pPr>
-            <w:r>
-              <w:t xml:space="preserve">Выбрать одно место размещения блока в структуре статьи и подтвердить применимость функций для конкретных систем и фурнитуры.</w:t>
-            </w:r>
-          </w:p>
-        </w:tc>
-      </w:tr>
-      <w:tr>
-        <w:tc>
-          <w:tcPr/>
-          <w:p>
-            <w:pPr>
-              <w:pStyle w:val="Compact"/>
-              <w:jc w:val="right"/>
-            </w:pPr>
-            <w:r>
-              <w:t xml:space="preserve">2</w:t>
-            </w:r>
-          </w:p>
-        </w:tc>
-        <w:tc>
-          <w:tcPr/>
-          <w:p>
-            <w:pPr>
-              <w:pStyle w:val="Compact"/>
-              <w:jc w:val="left"/>
-            </w:pPr>
-            <w:r>
-              <w:t xml:space="preserve">После уточнения</w:t>
-            </w:r>
-          </w:p>
-        </w:tc>
-        <w:tc>
-          <w:tcPr/>
-          <w:p>
-            <w:pPr>
-              <w:pStyle w:val="Compact"/>
-              <w:jc w:val="left"/>
-            </w:pPr>
-            <w:r>
-              <w:t xml:space="preserve">Навигация по портфолио</w:t>
-            </w:r>
-          </w:p>
-        </w:tc>
-        <w:tc>
-          <w:tcPr/>
-          <w:p>
-            <w:pPr>
-              <w:pStyle w:val="Compact"/>
-              <w:jc w:val="left"/>
-            </w:pPr>
-            <w:hyperlink r:id="rId26">
-              <w:r>
-                <w:rPr>
-                  <w:rStyle w:val="Hyperlink"/>
-                </w:rPr>
-                <w:t xml:space="preserve">https://okno-msk.ru/nashi-raboty</w:t>
-              </w:r>
-            </w:hyperlink>
-          </w:p>
-        </w:tc>
-        <w:tc>
-          <w:tcPr/>
-          <w:p>
-            <w:pPr>
-              <w:pStyle w:val="Compact"/>
-              <w:jc w:val="left"/>
-            </w:pPr>
-            <w:r>
-              <w:t xml:space="preserve">Контент + разработка</w:t>
-            </w:r>
-          </w:p>
-        </w:tc>
-        <w:tc>
-          <w:tcPr/>
-          <w:p>
-            <w:pPr>
-              <w:pStyle w:val="Compact"/>
-              <w:jc w:val="left"/>
-            </w:pPr>
-            <w:r>
-              <w:t xml:space="preserve">Разметка карточек и настройка навигации</w:t>
-            </w:r>
-          </w:p>
-        </w:tc>
-        <w:tc>
-          <w:tcPr/>
-          <w:p>
-            <w:pPr>
-              <w:pStyle w:val="Compact"/>
-              <w:jc w:val="left"/>
-            </w:pPr>
-            <w:r>
-              <w:t xml:space="preserve">Разметить существующие карточки по категориям и по результату разметки утвердить точный набор фильтров.</w:t>
-            </w:r>
-          </w:p>
-        </w:tc>
-      </w:tr>
-      <w:tr>
-        <w:tc>
-          <w:tcPr/>
-          <w:p>
-            <w:pPr>
-              <w:pStyle w:val="Compact"/>
-              <w:jc w:val="right"/>
-            </w:pPr>
-            <w:r>
-              <w:t xml:space="preserve">2</w:t>
-            </w:r>
-          </w:p>
-        </w:tc>
-        <w:tc>
-          <w:tcPr/>
-          <w:p>
-            <w:pPr>
-              <w:pStyle w:val="Compact"/>
-              <w:jc w:val="left"/>
-            </w:pPr>
-            <w:r>
-              <w:t xml:space="preserve">После уточнения</w:t>
-            </w:r>
-          </w:p>
-        </w:tc>
-        <w:tc>
-          <w:tcPr/>
-          <w:p>
-            <w:pPr>
-              <w:pStyle w:val="Compact"/>
-              <w:jc w:val="left"/>
-            </w:pPr>
-            <w:r>
-              <w:t xml:space="preserve">Панорамное алюминиевое остекление</w:t>
-            </w:r>
-          </w:p>
-        </w:tc>
-        <w:tc>
-          <w:tcPr/>
-          <w:p>
-            <w:pPr>
-              <w:pStyle w:val="Compact"/>
-              <w:jc w:val="left"/>
-            </w:pPr>
-            <w:hyperlink r:id="rId27">
-              <w:r>
-                <w:rPr>
-                  <w:rStyle w:val="Hyperlink"/>
-                </w:rPr>
-                <w:t xml:space="preserve">https://okno-msk.ru/alyuminievye-okna/</w:t>
-              </w:r>
-            </w:hyperlink>
-          </w:p>
-        </w:tc>
-        <w:tc>
-          <w:tcPr/>
-          <w:p>
-            <w:pPr>
-              <w:pStyle w:val="Compact"/>
-              <w:jc w:val="left"/>
-            </w:pPr>
-            <w:r>
-              <w:t xml:space="preserve">Контент</w:t>
-            </w:r>
-          </w:p>
-        </w:tc>
-        <w:tc>
-          <w:tcPr/>
-          <w:p>
-            <w:pPr>
-              <w:pStyle w:val="Compact"/>
-              <w:jc w:val="left"/>
-            </w:pPr>
-            <w:r>
-              <w:t xml:space="preserve">Текстовый блок после уточнения</w:t>
-            </w:r>
-          </w:p>
-        </w:tc>
-        <w:tc>
-          <w:tcPr/>
-          <w:p>
-            <w:pPr>
-              <w:pStyle w:val="Compact"/>
-              <w:jc w:val="left"/>
-            </w:pPr>
-            <w:r>
-              <w:t xml:space="preserve">Выбрать одно место размещения блока и связать формулировки с применимостью конкретной системы после замера и технической оценки.</w:t>
-            </w:r>
-          </w:p>
-        </w:tc>
-      </w:tr>
-      <w:tr>
-        <w:tc>
-          <w:tcPr/>
-          <w:p>
-            <w:pPr>
-              <w:pStyle w:val="Compact"/>
-              <w:jc w:val="right"/>
-            </w:pPr>
-            <w:r>
-              <w:t xml:space="preserve">3</w:t>
-            </w:r>
-          </w:p>
-        </w:tc>
-        <w:tc>
-          <w:tcPr/>
-          <w:p>
-            <w:pPr>
-              <w:pStyle w:val="Compact"/>
-              <w:jc w:val="left"/>
-            </w:pPr>
-            <w:r>
-              <w:t xml:space="preserve">Сначала проверить</w:t>
-            </w:r>
-          </w:p>
-        </w:tc>
-        <w:tc>
-          <w:tcPr/>
-          <w:p>
-            <w:pPr>
-              <w:pStyle w:val="Compact"/>
-              <w:jc w:val="left"/>
-            </w:pPr>
-            <w:r>
-              <w:t xml:space="preserve">Панорамные окна REHAU и общая панорамная страница</w:t>
-            </w:r>
-          </w:p>
-        </w:tc>
-        <w:tc>
-          <w:tcPr/>
-          <w:p>
-            <w:pPr>
-              <w:pStyle w:val="Compact"/>
-              <w:jc w:val="left"/>
-            </w:pPr>
-            <w:hyperlink r:id="rId28">
-              <w:r>
-                <w:rPr>
-                  <w:rStyle w:val="Hyperlink"/>
-                </w:rPr>
-                <w:t xml:space="preserve">https://okno-msk.ru/okna-rehau/panoramnye-okna-rehau</w:t>
-              </w:r>
-            </w:hyperlink>
-          </w:p>
-        </w:tc>
-        <w:tc>
-          <w:tcPr/>
-          <w:p>
-            <w:pPr>
-              <w:pStyle w:val="Compact"/>
-              <w:jc w:val="left"/>
-            </w:pPr>
-            <w:r>
-              <w:t xml:space="preserve">Аналитическая проверка</w:t>
-            </w:r>
-          </w:p>
-        </w:tc>
-        <w:tc>
-          <w:tcPr/>
-          <w:p>
-            <w:pPr>
-              <w:pStyle w:val="Compact"/>
-              <w:jc w:val="left"/>
-            </w:pPr>
-            <w:r>
-              <w:t xml:space="preserve">Отдельная проверка</w:t>
-            </w:r>
-          </w:p>
-        </w:tc>
-        <w:tc>
-          <w:tcPr/>
-          <w:p>
-            <w:pPr>
-              <w:pStyle w:val="Compact"/>
-              <w:jc w:val="left"/>
-            </w:pPr>
-            <w:r>
-              <w:t xml:space="preserve">Сначала выполнить указанную проверку</w:t>
-            </w:r>
-          </w:p>
-        </w:tc>
-      </w:tr>
-      <w:tr>
-        <w:tc>
-          <w:tcPr/>
-          <w:p>
-            <w:pPr>
-              <w:pStyle w:val="Compact"/>
-              <w:jc w:val="right"/>
-            </w:pPr>
-            <w:r>
-              <w:t xml:space="preserve">3</w:t>
-            </w:r>
-          </w:p>
-        </w:tc>
-        <w:tc>
-          <w:tcPr/>
-          <w:p>
-            <w:pPr>
-              <w:pStyle w:val="Compact"/>
-              <w:jc w:val="left"/>
-            </w:pPr>
-            <w:r>
-              <w:t xml:space="preserve">Сначала проверить</w:t>
-            </w:r>
-          </w:p>
-        </w:tc>
-        <w:tc>
-          <w:tcPr/>
-          <w:p>
-            <w:pPr>
-              <w:pStyle w:val="Compact"/>
-              <w:jc w:val="left"/>
-            </w:pPr>
-            <w:r>
-              <w:t xml:space="preserve">Окна для частного дома и для коттеджей</w:t>
-            </w:r>
-          </w:p>
-        </w:tc>
-        <w:tc>
-          <w:tcPr/>
-          <w:p>
-            <w:pPr>
-              <w:pStyle w:val="Compact"/>
-              <w:jc w:val="left"/>
-            </w:pPr>
-            <w:hyperlink r:id="rId29">
-              <w:r>
-                <w:rPr>
-                  <w:rStyle w:val="Hyperlink"/>
-                </w:rPr>
-                <w:t xml:space="preserve">https://okno-msk.ru/okna-rehau/po-tipu-doma/okna-dlya-kottedzhej-i-zagorodnyh-domov</w:t>
-              </w:r>
-            </w:hyperlink>
-          </w:p>
-        </w:tc>
-        <w:tc>
-          <w:tcPr/>
-          <w:p>
-            <w:pPr>
-              <w:pStyle w:val="Compact"/>
-              <w:jc w:val="left"/>
-            </w:pPr>
-            <w:r>
-              <w:t xml:space="preserve">Аналитическая проверка</w:t>
-            </w:r>
-          </w:p>
-        </w:tc>
-        <w:tc>
-          <w:tcPr/>
-          <w:p>
-            <w:pPr>
-              <w:pStyle w:val="Compact"/>
-              <w:jc w:val="left"/>
-            </w:pPr>
-            <w:r>
-              <w:t xml:space="preserve">Отдельная проверка</w:t>
-            </w:r>
-          </w:p>
-        </w:tc>
-        <w:tc>
-          <w:tcPr/>
-          <w:p>
-            <w:pPr>
-              <w:pStyle w:val="Compact"/>
-              <w:jc w:val="left"/>
-            </w:pPr>
-            <w:r>
-              <w:t xml:space="preserve">Сначала выполнить указанную проверку</w:t>
-            </w:r>
-          </w:p>
-        </w:tc>
-      </w:tr>
-      <w:tr>
-        <w:tc>
-          <w:tcPr/>
-          <w:p>
-            <w:pPr>
-              <w:pStyle w:val="Compact"/>
-              <w:jc w:val="right"/>
-            </w:pPr>
-            <w:r>
-              <w:t xml:space="preserve">3</w:t>
-            </w:r>
-          </w:p>
-        </w:tc>
-        <w:tc>
-          <w:tcPr/>
-          <w:p>
-            <w:pPr>
-              <w:pStyle w:val="Compact"/>
-              <w:jc w:val="left"/>
-            </w:pPr>
-            <w:r>
-              <w:t xml:space="preserve">Сначала проверить</w:t>
-            </w:r>
-          </w:p>
-        </w:tc>
-        <w:tc>
-          <w:tcPr/>
-          <w:p>
-            <w:pPr>
-              <w:pStyle w:val="Compact"/>
-              <w:jc w:val="left"/>
-            </w:pPr>
-            <w:r>
-              <w:t xml:space="preserve">Сравнение профилей REHAU</w:t>
-            </w:r>
-          </w:p>
-        </w:tc>
-        <w:tc>
-          <w:tcPr/>
-          <w:p>
-            <w:pPr>
-              <w:pStyle w:val="Compact"/>
-              <w:jc w:val="left"/>
-            </w:pPr>
-            <w:hyperlink r:id="rId30">
-              <w:r>
-                <w:rPr>
-                  <w:rStyle w:val="Hyperlink"/>
-                </w:rPr>
-                <w:t xml:space="preserve">https://okno-msk.ru/stati/sravnenie-profilej-rehau</w:t>
-              </w:r>
-            </w:hyperlink>
-          </w:p>
-        </w:tc>
-        <w:tc>
-          <w:tcPr/>
-          <w:p>
-            <w:pPr>
-              <w:pStyle w:val="Compact"/>
-              <w:jc w:val="left"/>
-            </w:pPr>
-            <w:r>
-              <w:t xml:space="preserve">Аналитическая проверка</w:t>
-            </w:r>
-          </w:p>
-        </w:tc>
-        <w:tc>
-          <w:tcPr/>
-          <w:p>
-            <w:pPr>
-              <w:pStyle w:val="Compact"/>
-              <w:jc w:val="left"/>
-            </w:pPr>
-            <w:r>
-              <w:t xml:space="preserve">Отдельная проверка</w:t>
-            </w:r>
-          </w:p>
-        </w:tc>
-        <w:tc>
-          <w:tcPr/>
-          <w:p>
-            <w:pPr>
-              <w:pStyle w:val="Compact"/>
-              <w:jc w:val="left"/>
-            </w:pPr>
-            <w:r>
-              <w:t xml:space="preserve">Сначала выполнить указанную проверку</w:t>
-            </w:r>
-          </w:p>
-        </w:tc>
-      </w:tr>
-      <w:tr>
-        <w:tc>
-          <w:tcPr/>
-          <w:p>
-            <w:pPr>
-              <w:pStyle w:val="Compact"/>
-              <w:jc w:val="right"/>
-            </w:pPr>
-            <w:r>
-              <w:t xml:space="preserve">3</w:t>
-            </w:r>
-          </w:p>
-        </w:tc>
-        <w:tc>
-          <w:tcPr/>
-          <w:p>
-            <w:pPr>
-              <w:pStyle w:val="Compact"/>
-              <w:jc w:val="left"/>
-            </w:pPr>
-            <w:r>
-              <w:t xml:space="preserve">Сначала проверить</w:t>
-            </w:r>
-          </w:p>
-        </w:tc>
-        <w:tc>
-          <w:tcPr/>
-          <w:p>
-            <w:pPr>
-              <w:pStyle w:val="Compact"/>
-              <w:jc w:val="left"/>
-            </w:pPr>
-            <w:r>
-              <w:t xml:space="preserve">Accado, Vorne и Futurus</w:t>
-            </w:r>
-          </w:p>
-        </w:tc>
-        <w:tc>
-          <w:tcPr/>
-          <w:p>
-            <w:pPr>
-              <w:pStyle w:val="Compact"/>
-              <w:jc w:val="left"/>
-            </w:pPr>
-            <w:hyperlink r:id="rId31">
-              <w:r>
-                <w:rPr>
-                  <w:rStyle w:val="Hyperlink"/>
-                </w:rPr>
-                <w:t xml:space="preserve">https://okno-msk.ru/stati/kak-vybrat-plastikovye-okna</w:t>
-              </w:r>
-            </w:hyperlink>
-          </w:p>
-        </w:tc>
-        <w:tc>
-          <w:tcPr/>
-          <w:p>
-            <w:pPr>
-              <w:pStyle w:val="Compact"/>
-              <w:jc w:val="left"/>
-            </w:pPr>
-            <w:r>
-              <w:t xml:space="preserve">Компания + аналитическая проверка</w:t>
-            </w:r>
-          </w:p>
-        </w:tc>
-        <w:tc>
-          <w:tcPr/>
-          <w:p>
-            <w:pPr>
-              <w:pStyle w:val="Compact"/>
-              <w:jc w:val="left"/>
-            </w:pPr>
-            <w:r>
-              <w:t xml:space="preserve">Отдельная проверка</w:t>
-            </w:r>
-          </w:p>
-        </w:tc>
-        <w:tc>
-          <w:tcPr/>
-          <w:p>
-            <w:pPr>
-              <w:pStyle w:val="Compact"/>
-              <w:jc w:val="left"/>
-            </w:pPr>
-            <w:r>
-              <w:t xml:space="preserve">Сначала выполнить указанную проверку</w:t>
-            </w:r>
-          </w:p>
-        </w:tc>
-      </w:tr>
-    </w:tbl>
-    <w:bookmarkEnd w:id="32"/>
-    <w:bookmarkStart w:id="36" w:name="X55ce416d2eafecb069449ba3d83ebe508b73e28"/>
+    <w:bookmarkStart w:id="20" w:name="очередь-1--можно-внедрять-сейчас"/>
+    <w:p>
+      <w:pPr>
+        <w:pStyle w:val="Heading3"/>
+      </w:pPr>
+      <w:r>
+        <w:t xml:space="preserve">Очередь 1 — можно внедрять сейчас</w:t>
+      </w:r>
+    </w:p>
+    <w:p>
+      <w:pPr>
+        <w:numPr>
+          <w:ilvl w:val="0"/>
+          <w:numId w:val="1002"/>
+        </w:numPr>
+        <w:pStyle w:val="Compact"/>
+      </w:pPr>
+      <w:r>
+        <w:rPr>
+          <w:bCs/>
+          <w:b/>
+        </w:rPr>
+        <w:t xml:space="preserve">Разделить французское и панорамное остекление</w:t>
+      </w:r>
+    </w:p>
+    <w:p>
+      <w:pPr>
+        <w:numPr>
+          <w:ilvl w:val="1"/>
+          <w:numId w:val="1003"/>
+        </w:numPr>
+        <w:pStyle w:val="Compact"/>
+      </w:pPr>
+      <w:r>
+        <w:t xml:space="preserve">Страница:</w:t>
+      </w:r>
+      <w:r>
+        <w:t xml:space="preserve"> </w:t>
+      </w:r>
+      <w:r>
+        <w:rPr>
+          <w:rStyle w:val="VerbatimChar"/>
+        </w:rPr>
+        <w:t xml:space="preserve">https://okno-msk.ru/okna-rehau/francuzskie-okna</w:t>
+      </w:r>
+    </w:p>
+    <w:p>
+      <w:pPr>
+        <w:numPr>
+          <w:ilvl w:val="1"/>
+          <w:numId w:val="1003"/>
+        </w:numPr>
+        <w:pStyle w:val="Compact"/>
+      </w:pPr>
+      <w:r>
+        <w:t xml:space="preserve">Кто нужен: Контент</w:t>
+      </w:r>
+    </w:p>
+    <w:p>
+      <w:pPr>
+        <w:numPr>
+          <w:ilvl w:val="1"/>
+          <w:numId w:val="1003"/>
+        </w:numPr>
+        <w:pStyle w:val="Compact"/>
+      </w:pPr>
+      <w:r>
+        <w:t xml:space="preserve">Объём: Средний текстовый блок</w:t>
+      </w:r>
+    </w:p>
+    <w:p>
+      <w:pPr>
+        <w:numPr>
+          <w:ilvl w:val="1"/>
+          <w:numId w:val="1003"/>
+        </w:numPr>
+        <w:pStyle w:val="Compact"/>
+      </w:pPr>
+      <w:r>
+        <w:t xml:space="preserve">Зависимость: Нет отдельного предварительного условия</w:t>
+      </w:r>
+    </w:p>
+    <w:p>
+      <w:pPr>
+        <w:numPr>
+          <w:ilvl w:val="0"/>
+          <w:numId w:val="1002"/>
+        </w:numPr>
+        <w:pStyle w:val="Compact"/>
+      </w:pPr>
+      <w:r>
+        <w:rPr>
+          <w:bCs/>
+          <w:b/>
+        </w:rPr>
+        <w:t xml:space="preserve">Добавить правила выбора размеров ПВХ-двери</w:t>
+      </w:r>
+    </w:p>
+    <w:p>
+      <w:pPr>
+        <w:numPr>
+          <w:ilvl w:val="1"/>
+          <w:numId w:val="1004"/>
+        </w:numPr>
+        <w:pStyle w:val="Compact"/>
+      </w:pPr>
+      <w:r>
+        <w:t xml:space="preserve">Страница:</w:t>
+      </w:r>
+      <w:r>
+        <w:t xml:space="preserve"> </w:t>
+      </w:r>
+      <w:r>
+        <w:rPr>
+          <w:rStyle w:val="VerbatimChar"/>
+        </w:rPr>
+        <w:t xml:space="preserve">https://okno-msk.ru/dveri-rehau</w:t>
+      </w:r>
+    </w:p>
+    <w:p>
+      <w:pPr>
+        <w:numPr>
+          <w:ilvl w:val="1"/>
+          <w:numId w:val="1004"/>
+        </w:numPr>
+        <w:pStyle w:val="Compact"/>
+      </w:pPr>
+      <w:r>
+        <w:t xml:space="preserve">Кто нужен: Контент</w:t>
+      </w:r>
+    </w:p>
+    <w:p>
+      <w:pPr>
+        <w:numPr>
+          <w:ilvl w:val="1"/>
+          <w:numId w:val="1004"/>
+        </w:numPr>
+        <w:pStyle w:val="Compact"/>
+      </w:pPr>
+      <w:r>
+        <w:t xml:space="preserve">Объём: Небольшой текстовый блок</w:t>
+      </w:r>
+    </w:p>
+    <w:p>
+      <w:pPr>
+        <w:numPr>
+          <w:ilvl w:val="1"/>
+          <w:numId w:val="1004"/>
+        </w:numPr>
+        <w:pStyle w:val="Compact"/>
+      </w:pPr>
+      <w:r>
+        <w:t xml:space="preserve">Зависимость: Нет отдельного предварительного условия</w:t>
+      </w:r>
+    </w:p>
+    <w:p>
+      <w:pPr>
+        <w:numPr>
+          <w:ilvl w:val="0"/>
+          <w:numId w:val="1002"/>
+        </w:numPr>
+        <w:pStyle w:val="Compact"/>
+      </w:pPr>
+      <w:r>
+        <w:rPr>
+          <w:bCs/>
+          <w:b/>
+        </w:rPr>
+        <w:t xml:space="preserve">Указать год рейтинга производителей</w:t>
+      </w:r>
+    </w:p>
+    <w:p>
+      <w:pPr>
+        <w:numPr>
+          <w:ilvl w:val="1"/>
+          <w:numId w:val="1005"/>
+        </w:numPr>
+        <w:pStyle w:val="Compact"/>
+      </w:pPr>
+      <w:r>
+        <w:t xml:space="preserve">Страница:</w:t>
+      </w:r>
+      <w:r>
+        <w:t xml:space="preserve"> </w:t>
+      </w:r>
+      <w:r>
+        <w:rPr>
+          <w:rStyle w:val="VerbatimChar"/>
+        </w:rPr>
+        <w:t xml:space="preserve">https://okno-msk.ru/stati/kakie-okna-samye-luchshie</w:t>
+      </w:r>
+    </w:p>
+    <w:p>
+      <w:pPr>
+        <w:numPr>
+          <w:ilvl w:val="1"/>
+          <w:numId w:val="1005"/>
+        </w:numPr>
+        <w:pStyle w:val="Compact"/>
+      </w:pPr>
+      <w:r>
+        <w:t xml:space="preserve">Кто нужен: Контент</w:t>
+      </w:r>
+    </w:p>
+    <w:p>
+      <w:pPr>
+        <w:numPr>
+          <w:ilvl w:val="1"/>
+          <w:numId w:val="1005"/>
+        </w:numPr>
+        <w:pStyle w:val="Compact"/>
+      </w:pPr>
+      <w:r>
+        <w:t xml:space="preserve">Объём: Небольшая правка</w:t>
+      </w:r>
+    </w:p>
+    <w:p>
+      <w:pPr>
+        <w:numPr>
+          <w:ilvl w:val="1"/>
+          <w:numId w:val="1005"/>
+        </w:numPr>
+        <w:pStyle w:val="Compact"/>
+      </w:pPr>
+      <w:r>
+        <w:t xml:space="preserve">Зависимость: Нет отдельного предварительного условия</w:t>
+      </w:r>
+    </w:p>
+    <w:bookmarkEnd w:id="20"/>
+    <w:bookmarkStart w:id="21" w:name="очередь-2--сначала-закрыть-уточнение"/>
+    <w:p>
+      <w:pPr>
+        <w:pStyle w:val="Heading3"/>
+      </w:pPr>
+      <w:r>
+        <w:t xml:space="preserve">Очередь 2 — сначала закрыть уточнение</w:t>
+      </w:r>
+    </w:p>
+    <w:p>
+      <w:pPr>
+        <w:numPr>
+          <w:ilvl w:val="0"/>
+          <w:numId w:val="1006"/>
+        </w:numPr>
+        <w:pStyle w:val="Compact"/>
+      </w:pPr>
+      <w:r>
+        <w:rPr>
+          <w:bCs/>
+          <w:b/>
+        </w:rPr>
+        <w:t xml:space="preserve">Размеры окон для частного дома</w:t>
+      </w:r>
+    </w:p>
+    <w:p>
+      <w:pPr>
+        <w:numPr>
+          <w:ilvl w:val="1"/>
+          <w:numId w:val="1007"/>
+        </w:numPr>
+        <w:pStyle w:val="Compact"/>
+      </w:pPr>
+      <w:r>
+        <w:t xml:space="preserve">Страница:</w:t>
+      </w:r>
+      <w:r>
+        <w:t xml:space="preserve"> </w:t>
+      </w:r>
+      <w:r>
+        <w:rPr>
+          <w:rStyle w:val="VerbatimChar"/>
+        </w:rPr>
+        <w:t xml:space="preserve">https://okno-msk.ru/okna-rehau/po-tipu-doma/okna-v-chastnyj-dom</w:t>
+      </w:r>
+    </w:p>
+    <w:p>
+      <w:pPr>
+        <w:numPr>
+          <w:ilvl w:val="1"/>
+          <w:numId w:val="1007"/>
+        </w:numPr>
+        <w:pStyle w:val="Compact"/>
+      </w:pPr>
+      <w:r>
+        <w:t xml:space="preserve">Кто нужен: Контент</w:t>
+      </w:r>
+    </w:p>
+    <w:p>
+      <w:pPr>
+        <w:numPr>
+          <w:ilvl w:val="1"/>
+          <w:numId w:val="1007"/>
+        </w:numPr>
+        <w:pStyle w:val="Compact"/>
+      </w:pPr>
+      <w:r>
+        <w:t xml:space="preserve">Объём: Текстовый блок после уточнения</w:t>
+      </w:r>
+    </w:p>
+    <w:p>
+      <w:pPr>
+        <w:numPr>
+          <w:ilvl w:val="1"/>
+          <w:numId w:val="1007"/>
+        </w:numPr>
+        <w:pStyle w:val="Compact"/>
+      </w:pPr>
+      <w:r>
+        <w:t xml:space="preserve">Зависимость: Выбрать одно место размещения блока в текущем макете страницы: в зоне выбора и замера перед калькулятором или формой обращения.</w:t>
+      </w:r>
+    </w:p>
+    <w:p>
+      <w:pPr>
+        <w:numPr>
+          <w:ilvl w:val="0"/>
+          <w:numId w:val="1006"/>
+        </w:numPr>
+        <w:pStyle w:val="Compact"/>
+      </w:pPr>
+      <w:r>
+        <w:rPr>
+          <w:bCs/>
+          <w:b/>
+        </w:rPr>
+        <w:t xml:space="preserve">Состав монтажа ПВХ-дверей</w:t>
+      </w:r>
+    </w:p>
+    <w:p>
+      <w:pPr>
+        <w:numPr>
+          <w:ilvl w:val="1"/>
+          <w:numId w:val="1008"/>
+        </w:numPr>
+        <w:pStyle w:val="Compact"/>
+      </w:pPr>
+      <w:r>
+        <w:t xml:space="preserve">Страница:</w:t>
+      </w:r>
+      <w:r>
+        <w:t xml:space="preserve"> </w:t>
+      </w:r>
+      <w:r>
+        <w:rPr>
+          <w:rStyle w:val="VerbatimChar"/>
+        </w:rPr>
+        <w:t xml:space="preserve">https://okno-msk.ru/dveri-rehau</w:t>
+      </w:r>
+    </w:p>
+    <w:p>
+      <w:pPr>
+        <w:numPr>
+          <w:ilvl w:val="1"/>
+          <w:numId w:val="1008"/>
+        </w:numPr>
+        <w:pStyle w:val="Compact"/>
+      </w:pPr>
+      <w:r>
+        <w:t xml:space="preserve">Кто нужен: Компания + контент</w:t>
+      </w:r>
+    </w:p>
+    <w:p>
+      <w:pPr>
+        <w:numPr>
+          <w:ilvl w:val="1"/>
+          <w:numId w:val="1008"/>
+        </w:numPr>
+        <w:pStyle w:val="Compact"/>
+      </w:pPr>
+      <w:r>
+        <w:t xml:space="preserve">Объём: Средний текстовый блок</w:t>
+      </w:r>
+    </w:p>
+    <w:p>
+      <w:pPr>
+        <w:numPr>
+          <w:ilvl w:val="1"/>
+          <w:numId w:val="1008"/>
+        </w:numPr>
+        <w:pStyle w:val="Compact"/>
+      </w:pPr>
+      <w:r>
+        <w:t xml:space="preserve">Зависимость: У компании зафиксировать состав услуги: операции и материалы, подготовку со стороны клиента, демонтаж и вывоз, откосы и отделку, гарантийные и сервисные условия. Также выбрать одно место размещения блока.</w:t>
+      </w:r>
+    </w:p>
+    <w:p>
+      <w:pPr>
+        <w:numPr>
+          <w:ilvl w:val="0"/>
+          <w:numId w:val="1006"/>
+        </w:numPr>
+        <w:pStyle w:val="Compact"/>
+      </w:pPr>
+      <w:r>
+        <w:rPr>
+          <w:bCs/>
+          <w:b/>
+        </w:rPr>
+        <w:t xml:space="preserve">Вентиляция при алюминиевом остеклении</w:t>
+      </w:r>
+    </w:p>
+    <w:p>
+      <w:pPr>
+        <w:numPr>
+          <w:ilvl w:val="1"/>
+          <w:numId w:val="1009"/>
+        </w:numPr>
+        <w:pStyle w:val="Compact"/>
+      </w:pPr>
+      <w:r>
+        <w:t xml:space="preserve">Страница:</w:t>
+      </w:r>
+      <w:r>
+        <w:t xml:space="preserve"> </w:t>
+      </w:r>
+      <w:r>
+        <w:rPr>
+          <w:rStyle w:val="VerbatimChar"/>
+        </w:rPr>
+        <w:t xml:space="preserve">https://okno-msk.ru/stati/plyusy-i-minusy-ostekleniya-alyuminievymi-oknami</w:t>
+      </w:r>
+    </w:p>
+    <w:p>
+      <w:pPr>
+        <w:numPr>
+          <w:ilvl w:val="1"/>
+          <w:numId w:val="1009"/>
+        </w:numPr>
+        <w:pStyle w:val="Compact"/>
+      </w:pPr>
+      <w:r>
+        <w:t xml:space="preserve">Кто нужен: Контент</w:t>
+      </w:r>
+    </w:p>
+    <w:p>
+      <w:pPr>
+        <w:numPr>
+          <w:ilvl w:val="1"/>
+          <w:numId w:val="1009"/>
+        </w:numPr>
+        <w:pStyle w:val="Compact"/>
+      </w:pPr>
+      <w:r>
+        <w:t xml:space="preserve">Объём: Текстовый блок после уточнения</w:t>
+      </w:r>
+    </w:p>
+    <w:p>
+      <w:pPr>
+        <w:numPr>
+          <w:ilvl w:val="1"/>
+          <w:numId w:val="1009"/>
+        </w:numPr>
+        <w:pStyle w:val="Compact"/>
+      </w:pPr>
+      <w:r>
+        <w:t xml:space="preserve">Зависимость: Выбрать одно место размещения блока в структуре статьи и подтвердить применимость функций для конкретных систем и фурнитуры.</w:t>
+      </w:r>
+    </w:p>
+    <w:p>
+      <w:pPr>
+        <w:numPr>
+          <w:ilvl w:val="0"/>
+          <w:numId w:val="1006"/>
+        </w:numPr>
+        <w:pStyle w:val="Compact"/>
+      </w:pPr>
+      <w:r>
+        <w:rPr>
+          <w:bCs/>
+          <w:b/>
+        </w:rPr>
+        <w:t xml:space="preserve">Навигация по портфолио</w:t>
+      </w:r>
+    </w:p>
+    <w:p>
+      <w:pPr>
+        <w:numPr>
+          <w:ilvl w:val="1"/>
+          <w:numId w:val="1010"/>
+        </w:numPr>
+        <w:pStyle w:val="Compact"/>
+      </w:pPr>
+      <w:r>
+        <w:t xml:space="preserve">Страница:</w:t>
+      </w:r>
+      <w:r>
+        <w:t xml:space="preserve"> </w:t>
+      </w:r>
+      <w:r>
+        <w:rPr>
+          <w:rStyle w:val="VerbatimChar"/>
+        </w:rPr>
+        <w:t xml:space="preserve">https://okno-msk.ru/nashi-raboty</w:t>
+      </w:r>
+    </w:p>
+    <w:p>
+      <w:pPr>
+        <w:numPr>
+          <w:ilvl w:val="1"/>
+          <w:numId w:val="1010"/>
+        </w:numPr>
+        <w:pStyle w:val="Compact"/>
+      </w:pPr>
+      <w:r>
+        <w:t xml:space="preserve">Кто нужен: Контент + разработка</w:t>
+      </w:r>
+    </w:p>
+    <w:p>
+      <w:pPr>
+        <w:numPr>
+          <w:ilvl w:val="1"/>
+          <w:numId w:val="1010"/>
+        </w:numPr>
+        <w:pStyle w:val="Compact"/>
+      </w:pPr>
+      <w:r>
+        <w:t xml:space="preserve">Объём: Разметка карточек и настройка навигации</w:t>
+      </w:r>
+    </w:p>
+    <w:p>
+      <w:pPr>
+        <w:numPr>
+          <w:ilvl w:val="1"/>
+          <w:numId w:val="1010"/>
+        </w:numPr>
+        <w:pStyle w:val="Compact"/>
+      </w:pPr>
+      <w:r>
+        <w:t xml:space="preserve">Зависимость: Разметить существующие карточки по категориям и по результату разметки утвердить точный набор фильтров.</w:t>
+      </w:r>
+    </w:p>
+    <w:p>
+      <w:pPr>
+        <w:numPr>
+          <w:ilvl w:val="0"/>
+          <w:numId w:val="1006"/>
+        </w:numPr>
+        <w:pStyle w:val="Compact"/>
+      </w:pPr>
+      <w:r>
+        <w:rPr>
+          <w:bCs/>
+          <w:b/>
+        </w:rPr>
+        <w:t xml:space="preserve">Панорамное алюминиевое остекление</w:t>
+      </w:r>
+    </w:p>
+    <w:p>
+      <w:pPr>
+        <w:numPr>
+          <w:ilvl w:val="1"/>
+          <w:numId w:val="1011"/>
+        </w:numPr>
+        <w:pStyle w:val="Compact"/>
+      </w:pPr>
+      <w:r>
+        <w:t xml:space="preserve">Страница:</w:t>
+      </w:r>
+      <w:r>
+        <w:t xml:space="preserve"> </w:t>
+      </w:r>
+      <w:r>
+        <w:rPr>
+          <w:rStyle w:val="VerbatimChar"/>
+        </w:rPr>
+        <w:t xml:space="preserve">https://okno-msk.ru/alyuminievye-okna/</w:t>
+      </w:r>
+    </w:p>
+    <w:p>
+      <w:pPr>
+        <w:numPr>
+          <w:ilvl w:val="1"/>
+          <w:numId w:val="1011"/>
+        </w:numPr>
+        <w:pStyle w:val="Compact"/>
+      </w:pPr>
+      <w:r>
+        <w:t xml:space="preserve">Кто нужен: Контент</w:t>
+      </w:r>
+    </w:p>
+    <w:p>
+      <w:pPr>
+        <w:numPr>
+          <w:ilvl w:val="1"/>
+          <w:numId w:val="1011"/>
+        </w:numPr>
+        <w:pStyle w:val="Compact"/>
+      </w:pPr>
+      <w:r>
+        <w:t xml:space="preserve">Объём: Текстовый блок после уточнения</w:t>
+      </w:r>
+    </w:p>
+    <w:p>
+      <w:pPr>
+        <w:numPr>
+          <w:ilvl w:val="1"/>
+          <w:numId w:val="1011"/>
+        </w:numPr>
+        <w:pStyle w:val="Compact"/>
+      </w:pPr>
+      <w:r>
+        <w:t xml:space="preserve">Зависимость: Выбрать одно место размещения блока и связать формулировки с применимостью конкретной системы после замера и технической оценки.</w:t>
+      </w:r>
+    </w:p>
+    <w:bookmarkEnd w:id="21"/>
+    <w:bookmarkStart w:id="22" w:name="очередь-3--сначала-выполнить-проверку"/>
+    <w:p>
+      <w:pPr>
+        <w:pStyle w:val="Heading3"/>
+      </w:pPr>
+      <w:r>
+        <w:t xml:space="preserve">Очередь 3 — сначала выполнить проверку</w:t>
+      </w:r>
+    </w:p>
+    <w:p>
+      <w:pPr>
+        <w:numPr>
+          <w:ilvl w:val="0"/>
+          <w:numId w:val="1012"/>
+        </w:numPr>
+        <w:pStyle w:val="Compact"/>
+      </w:pPr>
+      <w:r>
+        <w:rPr>
+          <w:bCs/>
+          <w:b/>
+        </w:rPr>
+        <w:t xml:space="preserve">Панорамные окна REHAU и общая панорамная страница</w:t>
+      </w:r>
+    </w:p>
+    <w:p>
+      <w:pPr>
+        <w:numPr>
+          <w:ilvl w:val="1"/>
+          <w:numId w:val="1013"/>
+        </w:numPr>
+        <w:pStyle w:val="Compact"/>
+      </w:pPr>
+      <w:r>
+        <w:t xml:space="preserve">Страница:</w:t>
+      </w:r>
+      <w:r>
+        <w:t xml:space="preserve"> </w:t>
+      </w:r>
+      <w:r>
+        <w:rPr>
+          <w:rStyle w:val="VerbatimChar"/>
+        </w:rPr>
+        <w:t xml:space="preserve">https://okno-msk.ru/okna-rehau/panoramnye-okna-rehau</w:t>
+      </w:r>
+    </w:p>
+    <w:p>
+      <w:pPr>
+        <w:numPr>
+          <w:ilvl w:val="1"/>
+          <w:numId w:val="1013"/>
+        </w:numPr>
+        <w:pStyle w:val="Compact"/>
+      </w:pPr>
+      <w:r>
+        <w:t xml:space="preserve">Кто нужен: Аналитическая проверка</w:t>
+      </w:r>
+    </w:p>
+    <w:p>
+      <w:pPr>
+        <w:numPr>
+          <w:ilvl w:val="1"/>
+          <w:numId w:val="1013"/>
+        </w:numPr>
+        <w:pStyle w:val="Compact"/>
+      </w:pPr>
+      <w:r>
+        <w:t xml:space="preserve">Объём: Отдельная проверка</w:t>
+      </w:r>
+    </w:p>
+    <w:p>
+      <w:pPr>
+        <w:numPr>
+          <w:ilvl w:val="1"/>
+          <w:numId w:val="1013"/>
+        </w:numPr>
+        <w:pStyle w:val="Compact"/>
+      </w:pPr>
+      <w:r>
+        <w:t xml:space="preserve">Зависимость: Сначала выполнить указанную проверку</w:t>
+      </w:r>
+    </w:p>
+    <w:p>
+      <w:pPr>
+        <w:numPr>
+          <w:ilvl w:val="0"/>
+          <w:numId w:val="1012"/>
+        </w:numPr>
+        <w:pStyle w:val="Compact"/>
+      </w:pPr>
+      <w:r>
+        <w:rPr>
+          <w:bCs/>
+          <w:b/>
+        </w:rPr>
+        <w:t xml:space="preserve">Окна для частного дома и для коттеджей</w:t>
+      </w:r>
+    </w:p>
+    <w:p>
+      <w:pPr>
+        <w:numPr>
+          <w:ilvl w:val="1"/>
+          <w:numId w:val="1014"/>
+        </w:numPr>
+        <w:pStyle w:val="Compact"/>
+      </w:pPr>
+      <w:r>
+        <w:t xml:space="preserve">Страница:</w:t>
+      </w:r>
+      <w:r>
+        <w:t xml:space="preserve"> </w:t>
+      </w:r>
+      <w:r>
+        <w:rPr>
+          <w:rStyle w:val="VerbatimChar"/>
+        </w:rPr>
+        <w:t xml:space="preserve">https://okno-msk.ru/okna-rehau/po-tipu-doma/okna-dlya-kottedzhej-i-zagorodnyh-domov</w:t>
+      </w:r>
+    </w:p>
+    <w:p>
+      <w:pPr>
+        <w:numPr>
+          <w:ilvl w:val="1"/>
+          <w:numId w:val="1014"/>
+        </w:numPr>
+        <w:pStyle w:val="Compact"/>
+      </w:pPr>
+      <w:r>
+        <w:t xml:space="preserve">Кто нужен: Аналитическая проверка</w:t>
+      </w:r>
+    </w:p>
+    <w:p>
+      <w:pPr>
+        <w:numPr>
+          <w:ilvl w:val="1"/>
+          <w:numId w:val="1014"/>
+        </w:numPr>
+        <w:pStyle w:val="Compact"/>
+      </w:pPr>
+      <w:r>
+        <w:t xml:space="preserve">Объём: Отдельная проверка</w:t>
+      </w:r>
+    </w:p>
+    <w:p>
+      <w:pPr>
+        <w:numPr>
+          <w:ilvl w:val="1"/>
+          <w:numId w:val="1014"/>
+        </w:numPr>
+        <w:pStyle w:val="Compact"/>
+      </w:pPr>
+      <w:r>
+        <w:t xml:space="preserve">Зависимость: Сначала выполнить указанную проверку</w:t>
+      </w:r>
+    </w:p>
+    <w:p>
+      <w:pPr>
+        <w:numPr>
+          <w:ilvl w:val="0"/>
+          <w:numId w:val="1012"/>
+        </w:numPr>
+        <w:pStyle w:val="Compact"/>
+      </w:pPr>
+      <w:r>
+        <w:rPr>
+          <w:bCs/>
+          <w:b/>
+        </w:rPr>
+        <w:t xml:space="preserve">Сравнение профилей REHAU</w:t>
+      </w:r>
+    </w:p>
+    <w:p>
+      <w:pPr>
+        <w:numPr>
+          <w:ilvl w:val="1"/>
+          <w:numId w:val="1015"/>
+        </w:numPr>
+        <w:pStyle w:val="Compact"/>
+      </w:pPr>
+      <w:r>
+        <w:t xml:space="preserve">Страница:</w:t>
+      </w:r>
+      <w:r>
+        <w:t xml:space="preserve"> </w:t>
+      </w:r>
+      <w:r>
+        <w:rPr>
+          <w:rStyle w:val="VerbatimChar"/>
+        </w:rPr>
+        <w:t xml:space="preserve">https://okno-msk.ru/stati/sravnenie-profilej-rehau</w:t>
+      </w:r>
+    </w:p>
+    <w:p>
+      <w:pPr>
+        <w:numPr>
+          <w:ilvl w:val="1"/>
+          <w:numId w:val="1015"/>
+        </w:numPr>
+        <w:pStyle w:val="Compact"/>
+      </w:pPr>
+      <w:r>
+        <w:t xml:space="preserve">Кто нужен: Аналитическая проверка</w:t>
+      </w:r>
+    </w:p>
+    <w:p>
+      <w:pPr>
+        <w:numPr>
+          <w:ilvl w:val="1"/>
+          <w:numId w:val="1015"/>
+        </w:numPr>
+        <w:pStyle w:val="Compact"/>
+      </w:pPr>
+      <w:r>
+        <w:t xml:space="preserve">Объём: Отдельная проверка</w:t>
+      </w:r>
+    </w:p>
+    <w:p>
+      <w:pPr>
+        <w:numPr>
+          <w:ilvl w:val="1"/>
+          <w:numId w:val="1015"/>
+        </w:numPr>
+        <w:pStyle w:val="Compact"/>
+      </w:pPr>
+      <w:r>
+        <w:t xml:space="preserve">Зависимость: Сначала выполнить указанную проверку</w:t>
+      </w:r>
+    </w:p>
+    <w:p>
+      <w:pPr>
+        <w:numPr>
+          <w:ilvl w:val="0"/>
+          <w:numId w:val="1012"/>
+        </w:numPr>
+        <w:pStyle w:val="Compact"/>
+      </w:pPr>
+      <w:r>
+        <w:rPr>
+          <w:bCs/>
+          <w:b/>
+        </w:rPr>
+        <w:t xml:space="preserve">Accado, Vorne и Futurus</w:t>
+      </w:r>
+    </w:p>
+    <w:p>
+      <w:pPr>
+        <w:numPr>
+          <w:ilvl w:val="1"/>
+          <w:numId w:val="1016"/>
+        </w:numPr>
+        <w:pStyle w:val="Compact"/>
+      </w:pPr>
+      <w:r>
+        <w:t xml:space="preserve">Страница:</w:t>
+      </w:r>
+      <w:r>
+        <w:t xml:space="preserve"> </w:t>
+      </w:r>
+      <w:r>
+        <w:rPr>
+          <w:rStyle w:val="VerbatimChar"/>
+        </w:rPr>
+        <w:t xml:space="preserve">https://okno-msk.ru/stati/kak-vybrat-plastikovye-okna</w:t>
+      </w:r>
+    </w:p>
+    <w:p>
+      <w:pPr>
+        <w:numPr>
+          <w:ilvl w:val="1"/>
+          <w:numId w:val="1016"/>
+        </w:numPr>
+        <w:pStyle w:val="Compact"/>
+      </w:pPr>
+      <w:r>
+        <w:t xml:space="preserve">Кто нужен: Компания + аналитическая проверка</w:t>
+      </w:r>
+    </w:p>
+    <w:p>
+      <w:pPr>
+        <w:numPr>
+          <w:ilvl w:val="1"/>
+          <w:numId w:val="1016"/>
+        </w:numPr>
+        <w:pStyle w:val="Compact"/>
+      </w:pPr>
+      <w:r>
+        <w:t xml:space="preserve">Объём: Отдельная проверка</w:t>
+      </w:r>
+    </w:p>
+    <w:p>
+      <w:pPr>
+        <w:numPr>
+          <w:ilvl w:val="1"/>
+          <w:numId w:val="1016"/>
+        </w:numPr>
+        <w:pStyle w:val="Compact"/>
+      </w:pPr>
+      <w:r>
+        <w:t xml:space="preserve">Зависимость: Сначала выполнить указанную проверку</w:t>
+      </w:r>
+    </w:p>
+    <w:bookmarkEnd w:id="22"/>
+    <w:bookmarkEnd w:id="23"/>
+    <w:bookmarkStart w:id="27" w:name="X55ce416d2eafecb069449ba3d83ebe508b73e28"/>
     <w:p>
       <w:pPr>
         <w:pStyle w:val="Heading2"/>
@@ -1343,7 +1049,7 @@
         <w:t xml:space="preserve">2. Можно внедрять сейчас</w:t>
       </w:r>
     </w:p>
-    <w:bookmarkStart w:id="33" w:name="X90ad999a824d419bdd609e5fb51ab5c06c67912"/>
+    <w:bookmarkStart w:id="24" w:name="X90ad999a824d419bdd609e5fb51ab5c06c67912"/>
     <w:p>
       <w:pPr>
         <w:pStyle w:val="Heading3"/>
@@ -1366,14 +1072,12 @@
       <w:r>
         <w:t xml:space="preserve"> </w:t>
       </w:r>
-      <w:hyperlink r:id="rId21">
-        <w:r>
-          <w:rPr>
-            <w:rStyle w:val="Hyperlink"/>
-          </w:rPr>
-          <w:t xml:space="preserve">https://okno-msk.ru/okna-rehau/francuzskie-okna</w:t>
-        </w:r>
-      </w:hyperlink>
+      <w:r>
+        <w:rPr>
+          <w:rStyle w:val="VerbatimChar"/>
+        </w:rPr>
+        <w:t xml:space="preserve">https://okno-msk.ru/okna-rehau/francuzskie-okna</w:t>
+      </w:r>
     </w:p>
     <w:p>
       <w:pPr>
@@ -1451,7 +1155,7 @@
       <w:pPr>
         <w:numPr>
           <w:ilvl w:val="0"/>
-          <w:numId w:val="1002"/>
+          <w:numId w:val="1017"/>
         </w:numPr>
         <w:pStyle w:val="Compact"/>
       </w:pPr>
@@ -1463,7 +1167,7 @@
       <w:pPr>
         <w:numPr>
           <w:ilvl w:val="0"/>
-          <w:numId w:val="1002"/>
+          <w:numId w:val="1017"/>
         </w:numPr>
         <w:pStyle w:val="Compact"/>
       </w:pPr>
@@ -1475,7 +1179,7 @@
       <w:pPr>
         <w:numPr>
           <w:ilvl w:val="0"/>
-          <w:numId w:val="1002"/>
+          <w:numId w:val="1017"/>
         </w:numPr>
         <w:pStyle w:val="Compact"/>
       </w:pPr>
@@ -1487,7 +1191,7 @@
       <w:pPr>
         <w:numPr>
           <w:ilvl w:val="0"/>
-          <w:numId w:val="1002"/>
+          <w:numId w:val="1017"/>
         </w:numPr>
         <w:pStyle w:val="Compact"/>
       </w:pPr>
@@ -1499,7 +1203,7 @@
       <w:pPr>
         <w:numPr>
           <w:ilvl w:val="0"/>
-          <w:numId w:val="1002"/>
+          <w:numId w:val="1017"/>
         </w:numPr>
         <w:pStyle w:val="Compact"/>
       </w:pPr>
@@ -1557,8 +1261,8 @@
         <w:t xml:space="preserve">Подраздел расположен после вводного определения и до первой ценовой или конфигурационной части; различие решений и сценарий замены объяснены; условие изменения проёма связано с замером и согласованием; существующие цены, конфигурации и кнопки обращения остались на месте.</w:t>
       </w:r>
     </w:p>
-    <w:bookmarkEnd w:id="33"/>
-    <w:bookmarkStart w:id="34" w:name="X305a6be90dff344dfc79b41b55fb0bc0b95dd1d"/>
+    <w:bookmarkEnd w:id="24"/>
+    <w:bookmarkStart w:id="25" w:name="X305a6be90dff344dfc79b41b55fb0bc0b95dd1d"/>
     <w:p>
       <w:pPr>
         <w:pStyle w:val="Heading3"/>
@@ -1581,14 +1285,12 @@
       <w:r>
         <w:t xml:space="preserve"> </w:t>
       </w:r>
-      <w:hyperlink r:id="rId22">
-        <w:r>
-          <w:rPr>
-            <w:rStyle w:val="Hyperlink"/>
-          </w:rPr>
-          <w:t xml:space="preserve">https://okno-msk.ru/dveri-rehau</w:t>
-        </w:r>
-      </w:hyperlink>
+      <w:r>
+        <w:rPr>
+          <w:rStyle w:val="VerbatimChar"/>
+        </w:rPr>
+        <w:t xml:space="preserve">https://okno-msk.ru/dveri-rehau</w:t>
+      </w:r>
     </w:p>
     <w:p>
       <w:pPr>
@@ -1666,7 +1368,7 @@
       <w:pPr>
         <w:numPr>
           <w:ilvl w:val="0"/>
-          <w:numId w:val="1003"/>
+          <w:numId w:val="1018"/>
         </w:numPr>
         <w:pStyle w:val="Compact"/>
       </w:pPr>
@@ -1678,7 +1380,7 @@
       <w:pPr>
         <w:numPr>
           <w:ilvl w:val="0"/>
-          <w:numId w:val="1003"/>
+          <w:numId w:val="1018"/>
         </w:numPr>
         <w:pStyle w:val="Compact"/>
       </w:pPr>
@@ -1690,7 +1392,7 @@
       <w:pPr>
         <w:numPr>
           <w:ilvl w:val="0"/>
-          <w:numId w:val="1003"/>
+          <w:numId w:val="1018"/>
         </w:numPr>
         <w:pStyle w:val="Compact"/>
       </w:pPr>
@@ -1702,7 +1404,7 @@
       <w:pPr>
         <w:numPr>
           <w:ilvl w:val="0"/>
-          <w:numId w:val="1003"/>
+          <w:numId w:val="1018"/>
         </w:numPr>
         <w:pStyle w:val="Compact"/>
       </w:pPr>
@@ -1754,8 +1456,8 @@
         <w:t xml:space="preserve">Подраздел расположен после видов створок и до цен; перечислены параметры выбора; окончательная конфигурация привязана к замеру; цены и калькулятор остались на месте.</w:t>
       </w:r>
     </w:p>
-    <w:bookmarkEnd w:id="34"/>
-    <w:bookmarkStart w:id="35" w:name="Xaf3db07eef0c15836d0d72cd4c49df961d5b0bb"/>
+    <w:bookmarkEnd w:id="25"/>
+    <w:bookmarkStart w:id="26" w:name="Xaf3db07eef0c15836d0d72cd4c49df961d5b0bb"/>
     <w:p>
       <w:pPr>
         <w:pStyle w:val="Heading3"/>
@@ -1778,14 +1480,12 @@
       <w:r>
         <w:t xml:space="preserve"> </w:t>
       </w:r>
-      <w:hyperlink r:id="rId23">
-        <w:r>
-          <w:rPr>
-            <w:rStyle w:val="Hyperlink"/>
-          </w:rPr>
-          <w:t xml:space="preserve">https://okno-msk.ru/stati/kakie-okna-samye-luchshie</w:t>
-        </w:r>
-      </w:hyperlink>
+      <w:r>
+        <w:rPr>
+          <w:rStyle w:val="VerbatimChar"/>
+        </w:rPr>
+        <w:t xml:space="preserve">https://okno-msk.ru/stati/kakie-okna-samye-luchshie</w:t>
+      </w:r>
     </w:p>
     <w:p>
       <w:pPr>
@@ -1863,7 +1563,7 @@
       <w:pPr>
         <w:numPr>
           <w:ilvl w:val="0"/>
-          <w:numId w:val="1004"/>
+          <w:numId w:val="1019"/>
         </w:numPr>
         <w:pStyle w:val="Compact"/>
       </w:pPr>
@@ -1875,7 +1575,7 @@
       <w:pPr>
         <w:numPr>
           <w:ilvl w:val="0"/>
-          <w:numId w:val="1004"/>
+          <w:numId w:val="1019"/>
         </w:numPr>
         <w:pStyle w:val="Compact"/>
       </w:pPr>
@@ -1887,7 +1587,7 @@
       <w:pPr>
         <w:numPr>
           <w:ilvl w:val="0"/>
-          <w:numId w:val="1004"/>
+          <w:numId w:val="1019"/>
         </w:numPr>
         <w:pStyle w:val="Compact"/>
       </w:pPr>
@@ -1939,9 +1639,9 @@
         <w:t xml:space="preserve">2024 год относится к рейтингу; формулировка «в этом году» заменена; порядок производителей сохранился; рейтинг брендов отделён от выбора конкретной системы и комплектации.</w:t>
       </w:r>
     </w:p>
-    <w:bookmarkEnd w:id="35"/>
-    <w:bookmarkEnd w:id="36"/>
-    <w:bookmarkStart w:id="42" w:name="Xdc0b815a8aeb41ce8520de77026e493fabfbf08"/>
+    <w:bookmarkEnd w:id="26"/>
+    <w:bookmarkEnd w:id="27"/>
+    <w:bookmarkStart w:id="33" w:name="Xdc0b815a8aeb41ce8520de77026e493fabfbf08"/>
     <w:p>
       <w:pPr>
         <w:pStyle w:val="Heading2"/>
@@ -1958,7 +1658,7 @@
         <w:t xml:space="preserve">Пять рекомендаций требуют одного конкретного ответа перед финальным заданием. Для каждой ниже указано, что хотим изменить, какой ответ нужен и что станет результатом уточнения.</w:t>
       </w:r>
     </w:p>
-    <w:bookmarkStart w:id="37" w:name="Xb70c277f092d363bd774ee2681640da4778bb3e"/>
+    <w:bookmarkStart w:id="28" w:name="Xb70c277f092d363bd774ee2681640da4778bb3e"/>
     <w:p>
       <w:pPr>
         <w:pStyle w:val="Heading3"/>
@@ -1981,14 +1681,12 @@
       <w:r>
         <w:t xml:space="preserve"> </w:t>
       </w:r>
-      <w:hyperlink r:id="rId24">
-        <w:r>
-          <w:rPr>
-            <w:rStyle w:val="Hyperlink"/>
-          </w:rPr>
-          <w:t xml:space="preserve">https://okno-msk.ru/okna-rehau/po-tipu-doma/okna-v-chastnyj-dom</w:t>
-        </w:r>
-      </w:hyperlink>
+      <w:r>
+        <w:rPr>
+          <w:rStyle w:val="VerbatimChar"/>
+        </w:rPr>
+        <w:t xml:space="preserve">https://okno-msk.ru/okna-rehau/po-tipu-doma/okna-v-chastnyj-dom</w:t>
+      </w:r>
     </w:p>
     <w:p>
       <w:pPr>
@@ -2062,8 +1760,8 @@
         <w:t xml:space="preserve">Окончательные ширина, высота, деление створок и способ монтажа определяются по фактическому проёму; типовой вариант служит предварительным ориентиром, а окончательные параметры фиксируются после индивидуального замера.</w:t>
       </w:r>
     </w:p>
-    <w:bookmarkEnd w:id="37"/>
-    <w:bookmarkStart w:id="38" w:name="X25397ecf2c37019039af685764dfd8d6209c397"/>
+    <w:bookmarkEnd w:id="28"/>
+    <w:bookmarkStart w:id="29" w:name="X25397ecf2c37019039af685764dfd8d6209c397"/>
     <w:p>
       <w:pPr>
         <w:pStyle w:val="Heading3"/>
@@ -2086,14 +1784,12 @@
       <w:r>
         <w:t xml:space="preserve"> </w:t>
       </w:r>
-      <w:hyperlink r:id="rId22">
-        <w:r>
-          <w:rPr>
-            <w:rStyle w:val="Hyperlink"/>
-          </w:rPr>
-          <w:t xml:space="preserve">https://okno-msk.ru/dveri-rehau</w:t>
-        </w:r>
-      </w:hyperlink>
+      <w:r>
+        <w:rPr>
+          <w:rStyle w:val="VerbatimChar"/>
+        </w:rPr>
+        <w:t xml:space="preserve">https://okno-msk.ru/dveri-rehau</w:t>
+      </w:r>
     </w:p>
     <w:p>
       <w:pPr>
@@ -2167,8 +1863,8 @@
         <w:t xml:space="preserve">Профессиональный монтаж — отдельный этап проекта. Состав работ и условия для конкретного проёма фиксируются после замера.</w:t>
       </w:r>
     </w:p>
-    <w:bookmarkEnd w:id="38"/>
-    <w:bookmarkStart w:id="39" w:name="X07c5301fe18ecbf49bfc480426473463183a62f"/>
+    <w:bookmarkEnd w:id="29"/>
+    <w:bookmarkStart w:id="30" w:name="X07c5301fe18ecbf49bfc480426473463183a62f"/>
     <w:p>
       <w:pPr>
         <w:pStyle w:val="Heading3"/>
@@ -2191,14 +1887,12 @@
       <w:r>
         <w:t xml:space="preserve"> </w:t>
       </w:r>
-      <w:hyperlink r:id="rId25">
-        <w:r>
-          <w:rPr>
-            <w:rStyle w:val="Hyperlink"/>
-          </w:rPr>
-          <w:t xml:space="preserve">https://okno-msk.ru/stati/plyusy-i-minusy-ostekleniya-alyuminievymi-oknami</w:t>
-        </w:r>
-      </w:hyperlink>
+      <w:r>
+        <w:rPr>
+          <w:rStyle w:val="VerbatimChar"/>
+        </w:rPr>
+        <w:t xml:space="preserve">https://okno-msk.ru/stati/plyusy-i-minusy-ostekleniya-alyuminievymi-oknami</w:t>
+      </w:r>
     </w:p>
     <w:p>
       <w:pPr>
@@ -2272,8 +1966,8 @@
         <w:t xml:space="preserve">Способ проветривания зависит от системы открывания и режима помещения. Микропроветривание используется при совместимой конструкции и фурнитуре; выбор клапана и других решений связывается с конкретной системой и режимом эксплуатации.</w:t>
       </w:r>
     </w:p>
-    <w:bookmarkEnd w:id="39"/>
-    <w:bookmarkStart w:id="40" w:name="Xaa0436b174a1be415b9f32e5b22e1b2acac353f"/>
+    <w:bookmarkEnd w:id="30"/>
+    <w:bookmarkStart w:id="31" w:name="Xaa0436b174a1be415b9f32e5b22e1b2acac353f"/>
     <w:p>
       <w:pPr>
         <w:pStyle w:val="Heading3"/>
@@ -2296,14 +1990,12 @@
       <w:r>
         <w:t xml:space="preserve"> </w:t>
       </w:r>
-      <w:hyperlink r:id="rId26">
-        <w:r>
-          <w:rPr>
-            <w:rStyle w:val="Hyperlink"/>
-          </w:rPr>
-          <w:t xml:space="preserve">https://okno-msk.ru/nashi-raboty</w:t>
-        </w:r>
-      </w:hyperlink>
+      <w:r>
+        <w:rPr>
+          <w:rStyle w:val="VerbatimChar"/>
+        </w:rPr>
+        <w:t xml:space="preserve">https://okno-msk.ru/nashi-raboty</w:t>
+      </w:r>
     </w:p>
     <w:p>
       <w:pPr>
@@ -2365,8 +2057,8 @@
         <w:t xml:space="preserve">Готовы два рабочих результата: таблица «карточка → категория» и утверждённый набор фильтров для настройки навигации.</w:t>
       </w:r>
     </w:p>
-    <w:bookmarkEnd w:id="40"/>
-    <w:bookmarkStart w:id="41" w:name="X37a0be256b3c0500322c317e22d719763e755d3"/>
+    <w:bookmarkEnd w:id="31"/>
+    <w:bookmarkStart w:id="32" w:name="X37a0be256b3c0500322c317e22d719763e755d3"/>
     <w:p>
       <w:pPr>
         <w:pStyle w:val="Heading3"/>
@@ -2389,14 +2081,12 @@
       <w:r>
         <w:t xml:space="preserve"> </w:t>
       </w:r>
-      <w:hyperlink r:id="rId27">
-        <w:r>
-          <w:rPr>
-            <w:rStyle w:val="Hyperlink"/>
-          </w:rPr>
-          <w:t xml:space="preserve">https://okno-msk.ru/alyuminievye-okna/</w:t>
-        </w:r>
-      </w:hyperlink>
+      <w:r>
+        <w:rPr>
+          <w:rStyle w:val="VerbatimChar"/>
+        </w:rPr>
+        <w:t xml:space="preserve">https://okno-msk.ru/alyuminievye-okna/</w:t>
+      </w:r>
     </w:p>
     <w:p>
       <w:pPr>
@@ -2470,9 +2160,9 @@
         <w:t xml:space="preserve">Для панорамного алюминиевого остекления отдельно определяют назначение помещения, тепловой режим, размер проёма, способ открывания и проектные ограничения. Применимость системы подтверждается после замера и технической оценки.</w:t>
       </w:r>
     </w:p>
-    <w:bookmarkEnd w:id="41"/>
-    <w:bookmarkEnd w:id="42"/>
-    <w:bookmarkStart w:id="47" w:name="X16e7edc91b63b4e5dd9215b57a150547edfe12d"/>
+    <w:bookmarkEnd w:id="32"/>
+    <w:bookmarkEnd w:id="33"/>
+    <w:bookmarkStart w:id="38" w:name="X16e7edc91b63b4e5dd9215b57a150547edfe12d"/>
     <w:p>
       <w:pPr>
         <w:pStyle w:val="Heading2"/>
@@ -2489,7 +2179,7 @@
         <w:t xml:space="preserve">В четырёх местах исследование выявило выбор между несколькими вариантами. Результатом каждого пункта должен стать один понятный ответ, после которого можно принять решение по странице или содержанию.</w:t>
       </w:r>
     </w:p>
-    <w:bookmarkStart w:id="43" w:name="X1b26a08a002e1505c5c10bf60748aa8a435b77f"/>
+    <w:bookmarkStart w:id="34" w:name="X1b26a08a002e1505c5c10bf60748aa8a435b77f"/>
     <w:p>
       <w:pPr>
         <w:pStyle w:val="Heading3"/>
@@ -2512,14 +2202,12 @@
       <w:r>
         <w:t xml:space="preserve"> </w:t>
       </w:r>
-      <w:hyperlink r:id="rId28">
-        <w:r>
-          <w:rPr>
-            <w:rStyle w:val="Hyperlink"/>
-          </w:rPr>
-          <w:t xml:space="preserve">https://okno-msk.ru/okna-rehau/panoramnye-okna-rehau</w:t>
-        </w:r>
-      </w:hyperlink>
+      <w:r>
+        <w:rPr>
+          <w:rStyle w:val="VerbatimChar"/>
+        </w:rPr>
+        <w:t xml:space="preserve">https://okno-msk.ru/okna-rehau/panoramnye-okna-rehau</w:t>
+      </w:r>
     </w:p>
     <w:p>
       <w:pPr>
@@ -2601,8 +2289,8 @@
         <w:t xml:space="preserve">Зафиксировать роль каждой страницы. При совпадении ролей подготовить отдельное решение по структуре.</w:t>
       </w:r>
     </w:p>
-    <w:bookmarkEnd w:id="43"/>
-    <w:bookmarkStart w:id="44" w:name="Xe7ab36eb8be646c6fad792c8efcfa692b9bed77"/>
+    <w:bookmarkEnd w:id="34"/>
+    <w:bookmarkStart w:id="35" w:name="Xe7ab36eb8be646c6fad792c8efcfa692b9bed77"/>
     <w:p>
       <w:pPr>
         <w:pStyle w:val="Heading3"/>
@@ -2625,14 +2313,12 @@
       <w:r>
         <w:t xml:space="preserve"> </w:t>
       </w:r>
-      <w:hyperlink r:id="rId29">
-        <w:r>
-          <w:rPr>
-            <w:rStyle w:val="Hyperlink"/>
-          </w:rPr>
-          <w:t xml:space="preserve">https://okno-msk.ru/okna-rehau/po-tipu-doma/okna-dlya-kottedzhej-i-zagorodnyh-domov</w:t>
-        </w:r>
-      </w:hyperlink>
+      <w:r>
+        <w:rPr>
+          <w:rStyle w:val="VerbatimChar"/>
+        </w:rPr>
+        <w:t xml:space="preserve">https://okno-msk.ru/okna-rehau/po-tipu-doma/okna-dlya-kottedzhej-i-zagorodnyh-domov</w:t>
+      </w:r>
     </w:p>
     <w:p>
       <w:pPr>
@@ -2714,8 +2400,8 @@
         <w:t xml:space="preserve">Закрепить роль каждой страницы. При совпадении ролей подготовить отдельное решение по структуре.</w:t>
       </w:r>
     </w:p>
-    <w:bookmarkEnd w:id="44"/>
-    <w:bookmarkStart w:id="45" w:name="X6e50c1f19098c403763259aed6ee33ecd905834"/>
+    <w:bookmarkEnd w:id="35"/>
+    <w:bookmarkStart w:id="36" w:name="X6e50c1f19098c403763259aed6ee33ecd905834"/>
     <w:p>
       <w:pPr>
         <w:pStyle w:val="Heading3"/>
@@ -2738,14 +2424,12 @@
       <w:r>
         <w:t xml:space="preserve"> </w:t>
       </w:r>
-      <w:hyperlink r:id="rId30">
-        <w:r>
-          <w:rPr>
-            <w:rStyle w:val="Hyperlink"/>
-          </w:rPr>
-          <w:t xml:space="preserve">https://okno-msk.ru/stati/sravnenie-profilej-rehau</w:t>
-        </w:r>
-      </w:hyperlink>
+      <w:r>
+        <w:rPr>
+          <w:rStyle w:val="VerbatimChar"/>
+        </w:rPr>
+        <w:t xml:space="preserve">https://okno-msk.ru/stati/sravnenie-profilej-rehau</w:t>
+      </w:r>
     </w:p>
     <w:p>
       <w:pPr>
@@ -2827,8 +2511,8 @@
         <w:t xml:space="preserve">Закрепить коммерческую и информационную роли и определить дальнейшие изменения для каждого объекта.</w:t>
       </w:r>
     </w:p>
-    <w:bookmarkEnd w:id="45"/>
-    <w:bookmarkStart w:id="46" w:name="X200dbc1ff1fe8cef3c5f11e71bc4b594aeeb7ad"/>
+    <w:bookmarkEnd w:id="36"/>
+    <w:bookmarkStart w:id="37" w:name="X200dbc1ff1fe8cef3c5f11e71bc4b594aeeb7ad"/>
     <w:p>
       <w:pPr>
         <w:pStyle w:val="Heading3"/>
@@ -2851,14 +2535,12 @@
       <w:r>
         <w:t xml:space="preserve"> </w:t>
       </w:r>
-      <w:hyperlink r:id="rId31">
-        <w:r>
-          <w:rPr>
-            <w:rStyle w:val="Hyperlink"/>
-          </w:rPr>
-          <w:t xml:space="preserve">https://okno-msk.ru/stati/kak-vybrat-plastikovye-okna</w:t>
-        </w:r>
-      </w:hyperlink>
+      <w:r>
+        <w:rPr>
+          <w:rStyle w:val="VerbatimChar"/>
+        </w:rPr>
+        <w:t xml:space="preserve">https://okno-msk.ru/stati/kak-vybrat-plastikovye-okna</w:t>
+      </w:r>
     </w:p>
     <w:p>
       <w:pPr>
@@ -2940,9 +2622,9 @@
         <w:t xml:space="preserve">Сформировать финальный состав раздела о фурнитуре и список марок для упоминания.</w:t>
       </w:r>
     </w:p>
-    <w:bookmarkEnd w:id="46"/>
-    <w:bookmarkEnd w:id="47"/>
-    <w:bookmarkStart w:id="54" w:name="X5b60221f24493d8c3f9c6f00fe2cabc1202c915"/>
+    <w:bookmarkEnd w:id="37"/>
+    <w:bookmarkEnd w:id="38"/>
+    <w:bookmarkStart w:id="40" w:name="X5b60221f24493d8c3f9c6f00fe2cabc1202c915"/>
     <w:p>
       <w:pPr>
         <w:pStyle w:val="Heading2"/>
@@ -2980,7 +2662,7 @@
         <w:t xml:space="preserve">Ниже в PDF оставлены только девять новых назначений Step 5A, потому что именно они изменились после пересборки ядра.</w:t>
       </w:r>
     </w:p>
-    <w:bookmarkStart w:id="53" w:name="Xf33ea633ea9bf17cca32ab464f9ddb53696f698"/>
+    <w:bookmarkStart w:id="39" w:name="Xf33ea633ea9bf17cca32ab464f9ddb53696f698"/>
     <w:p>
       <w:pPr>
         <w:pStyle w:val="Heading3"/>
@@ -2997,450 +2679,450 @@
         <w:t xml:space="preserve">Эти формулировки расширяют семантическое назначение существующих страниц. Сами по себе они не требуют нового раздела сайта и не являются готовым заданием на изменение текста.</w:t>
       </w:r>
     </w:p>
-    <w:tbl>
-      <w:tblPr>
-        <w:tblStyle w:val="Table"/>
-        <w:tblW w:type="auto" w:w="0"/>
-        <w:tblLook w:firstRow="1" w:lastRow="0" w:firstColumn="0" w:lastColumn="0" w:noHBand="0" w:noVBand="0" w:val="0020"/>
-        <w:jc w:val="start"/>
-      </w:tblPr>
-      <w:tblGrid>
-        <w:gridCol w:w="2640"/>
-        <w:gridCol w:w="2640"/>
-        <w:gridCol w:w="2640"/>
-      </w:tblGrid>
-      <w:tr>
-        <w:trPr>
-          <w:tblHeader w:val="true"/>
-        </w:trPr>
-        <w:tc>
-          <w:tcPr/>
-          <w:p>
-            <w:pPr>
-              <w:pStyle w:val="Compact"/>
-              <w:jc w:val="left"/>
-            </w:pPr>
-            <w:r>
-              <w:t xml:space="preserve">Поисковая фраза</w:t>
-            </w:r>
-          </w:p>
-        </w:tc>
-        <w:tc>
-          <w:tcPr/>
-          <w:p>
-            <w:pPr>
-              <w:pStyle w:val="Compact"/>
-              <w:jc w:val="left"/>
-            </w:pPr>
-            <w:r>
-              <w:t xml:space="preserve">Основная страница</w:t>
-            </w:r>
-          </w:p>
-        </w:tc>
-        <w:tc>
-          <w:tcPr/>
-          <w:p>
-            <w:pPr>
-              <w:pStyle w:val="Compact"/>
-              <w:jc w:val="left"/>
-            </w:pPr>
-            <w:r>
-              <w:t xml:space="preserve">Роль</w:t>
-            </w:r>
-          </w:p>
-        </w:tc>
-      </w:tr>
-      <w:tr>
-        <w:tc>
-          <w:tcPr/>
-          <w:p>
-            <w:pPr>
-              <w:pStyle w:val="Compact"/>
-              <w:jc w:val="left"/>
-            </w:pPr>
-            <w:r>
-              <w:t xml:space="preserve">солнцезащитный стеклопакет</w:t>
-            </w:r>
-          </w:p>
-        </w:tc>
-        <w:tc>
-          <w:tcPr/>
-          <w:p>
-            <w:pPr>
-              <w:pStyle w:val="Compact"/>
-              <w:jc w:val="left"/>
-            </w:pPr>
-            <w:hyperlink r:id="rId48">
-              <w:r>
-                <w:rPr>
-                  <w:rStyle w:val="Hyperlink"/>
-                </w:rPr>
-                <w:t xml:space="preserve">https://okno-msk.ru/okna-rehau/steklopakety-dlya-plastikovykh-okon</w:t>
-              </w:r>
-            </w:hyperlink>
-          </w:p>
-        </w:tc>
-        <w:tc>
-          <w:tcPr/>
-          <w:p>
-            <w:pPr>
-              <w:pStyle w:val="Compact"/>
-              <w:jc w:val="left"/>
-            </w:pPr>
-            <w:r>
-              <w:t xml:space="preserve">Семантическое назначение без физического изменения</w:t>
-            </w:r>
-          </w:p>
-        </w:tc>
-      </w:tr>
-      <w:tr>
-        <w:tc>
-          <w:tcPr/>
-          <w:p>
-            <w:pPr>
-              <w:pStyle w:val="Compact"/>
-              <w:jc w:val="left"/>
-            </w:pPr>
-            <w:r>
-              <w:t xml:space="preserve">солнцезащитное стекло в стеклопакете</w:t>
-            </w:r>
-          </w:p>
-        </w:tc>
-        <w:tc>
-          <w:tcPr/>
-          <w:p>
-            <w:pPr>
-              <w:pStyle w:val="Compact"/>
-              <w:jc w:val="left"/>
-            </w:pPr>
-            <w:hyperlink r:id="rId48">
-              <w:r>
-                <w:rPr>
-                  <w:rStyle w:val="Hyperlink"/>
-                </w:rPr>
-                <w:t xml:space="preserve">https://okno-msk.ru/okna-rehau/steklopakety-dlya-plastikovykh-okon</w:t>
-              </w:r>
-            </w:hyperlink>
-          </w:p>
-        </w:tc>
-        <w:tc>
-          <w:tcPr/>
-          <w:p>
-            <w:pPr>
-              <w:pStyle w:val="Compact"/>
-              <w:jc w:val="left"/>
-            </w:pPr>
-            <w:r>
-              <w:t xml:space="preserve">Семантическое назначение без физического изменения</w:t>
-            </w:r>
-          </w:p>
-        </w:tc>
-      </w:tr>
-      <w:tr>
-        <w:tc>
-          <w:tcPr/>
-          <w:p>
-            <w:pPr>
-              <w:pStyle w:val="Compact"/>
-              <w:jc w:val="left"/>
-            </w:pPr>
-            <w:r>
-              <w:t xml:space="preserve">солнцезащитный стеклопакет rehau</w:t>
-            </w:r>
-          </w:p>
-        </w:tc>
-        <w:tc>
-          <w:tcPr/>
-          <w:p>
-            <w:pPr>
-              <w:pStyle w:val="Compact"/>
-              <w:jc w:val="left"/>
-            </w:pPr>
-            <w:hyperlink r:id="rId48">
-              <w:r>
-                <w:rPr>
-                  <w:rStyle w:val="Hyperlink"/>
-                </w:rPr>
-                <w:t xml:space="preserve">https://okno-msk.ru/okna-rehau/steklopakety-dlya-plastikovykh-okon</w:t>
-              </w:r>
-            </w:hyperlink>
-          </w:p>
-        </w:tc>
-        <w:tc>
-          <w:tcPr/>
-          <w:p>
-            <w:pPr>
-              <w:pStyle w:val="Compact"/>
-              <w:jc w:val="left"/>
-            </w:pPr>
-            <w:r>
-              <w:t xml:space="preserve">Семантическое назначение без физического изменения</w:t>
-            </w:r>
-          </w:p>
-        </w:tc>
-      </w:tr>
-      <w:tr>
-        <w:tc>
-          <w:tcPr/>
-          <w:p>
-            <w:pPr>
-              <w:pStyle w:val="Compact"/>
-              <w:jc w:val="left"/>
-            </w:pPr>
-            <w:r>
-              <w:t xml:space="preserve">многофункциональный стеклопакет что это</w:t>
-            </w:r>
-          </w:p>
-        </w:tc>
-        <w:tc>
-          <w:tcPr/>
-          <w:p>
-            <w:pPr>
-              <w:pStyle w:val="Compact"/>
-              <w:jc w:val="left"/>
-            </w:pPr>
-            <w:hyperlink r:id="rId49">
-              <w:r>
-                <w:rPr>
-                  <w:rStyle w:val="Hyperlink"/>
-                </w:rPr>
-                <w:t xml:space="preserve">https://okno-msk.ru/stati/kak-vybrat-steklopaket-dlya-plastikovogo-okna/</w:t>
-              </w:r>
-            </w:hyperlink>
-          </w:p>
-        </w:tc>
-        <w:tc>
-          <w:tcPr/>
-          <w:p>
-            <w:pPr>
-              <w:pStyle w:val="Compact"/>
-              <w:jc w:val="left"/>
-            </w:pPr>
-            <w:r>
-              <w:t xml:space="preserve">Семантическое назначение без физического изменения</w:t>
-            </w:r>
-          </w:p>
-        </w:tc>
-      </w:tr>
-      <w:tr>
-        <w:tc>
-          <w:tcPr/>
-          <w:p>
-            <w:pPr>
-              <w:pStyle w:val="Compact"/>
-              <w:jc w:val="left"/>
-            </w:pPr>
-            <w:r>
-              <w:t xml:space="preserve">ударопрочный стеклопакет</w:t>
-            </w:r>
-          </w:p>
-        </w:tc>
-        <w:tc>
-          <w:tcPr/>
-          <w:p>
-            <w:pPr>
-              <w:pStyle w:val="Compact"/>
-              <w:jc w:val="left"/>
-            </w:pPr>
-            <w:hyperlink r:id="rId48">
-              <w:r>
-                <w:rPr>
-                  <w:rStyle w:val="Hyperlink"/>
-                </w:rPr>
-                <w:t xml:space="preserve">https://okno-msk.ru/okna-rehau/steklopakety-dlya-plastikovykh-okon</w:t>
-              </w:r>
-            </w:hyperlink>
-          </w:p>
-        </w:tc>
-        <w:tc>
-          <w:tcPr/>
-          <w:p>
-            <w:pPr>
-              <w:pStyle w:val="Compact"/>
-              <w:jc w:val="left"/>
-            </w:pPr>
-            <w:r>
-              <w:t xml:space="preserve">Семантическое назначение без физического изменения</w:t>
-            </w:r>
-          </w:p>
-        </w:tc>
-      </w:tr>
-      <w:tr>
-        <w:tc>
-          <w:tcPr/>
-          <w:p>
-            <w:pPr>
-              <w:pStyle w:val="Compact"/>
-              <w:jc w:val="left"/>
-            </w:pPr>
-            <w:r>
-              <w:t xml:space="preserve">балконы под офис</w:t>
-            </w:r>
-          </w:p>
-        </w:tc>
-        <w:tc>
-          <w:tcPr/>
-          <w:p>
-            <w:pPr>
-              <w:pStyle w:val="Compact"/>
-              <w:jc w:val="left"/>
-            </w:pPr>
-            <w:hyperlink r:id="rId50">
-              <w:r>
-                <w:rPr>
-                  <w:rStyle w:val="Hyperlink"/>
-                </w:rPr>
-                <w:t xml:space="preserve">https://okno-msk.ru/balkony-i-lodzhii/</w:t>
-              </w:r>
-            </w:hyperlink>
-          </w:p>
-        </w:tc>
-        <w:tc>
-          <w:tcPr/>
-          <w:p>
-            <w:pPr>
-              <w:pStyle w:val="Compact"/>
-              <w:jc w:val="left"/>
-            </w:pPr>
-            <w:r>
-              <w:t xml:space="preserve">Семантическое назначение без физического изменения</w:t>
-            </w:r>
-          </w:p>
-        </w:tc>
-      </w:tr>
-      <w:tr>
-        <w:tc>
-          <w:tcPr/>
-          <w:p>
-            <w:pPr>
-              <w:pStyle w:val="Compact"/>
-              <w:jc w:val="left"/>
-            </w:pPr>
-            <w:r>
-              <w:t xml:space="preserve">шумоизоляция на крышу балкона</w:t>
-            </w:r>
-          </w:p>
-        </w:tc>
-        <w:tc>
-          <w:tcPr/>
-          <w:p>
-            <w:pPr>
-              <w:pStyle w:val="Compact"/>
-              <w:jc w:val="left"/>
-            </w:pPr>
-            <w:hyperlink r:id="rId51">
-              <w:r>
-                <w:rPr>
-                  <w:rStyle w:val="Hyperlink"/>
-                </w:rPr>
-                <w:t xml:space="preserve">https://okno-msk.ru/balkony-i-lodzhii/balkon-s-kryshej/</w:t>
-              </w:r>
-            </w:hyperlink>
-          </w:p>
-        </w:tc>
-        <w:tc>
-          <w:tcPr/>
-          <w:p>
-            <w:pPr>
-              <w:pStyle w:val="Compact"/>
-              <w:jc w:val="left"/>
-            </w:pPr>
-            <w:r>
-              <w:t xml:space="preserve">Семантическое назначение без физического изменения</w:t>
-            </w:r>
-          </w:p>
-        </w:tc>
-      </w:tr>
-      <w:tr>
-        <w:tc>
-          <w:tcPr/>
-          <w:p>
-            <w:pPr>
-              <w:pStyle w:val="Compact"/>
-              <w:jc w:val="left"/>
-            </w:pPr>
-            <w:r>
-              <w:t xml:space="preserve">шумоизоляция крыши балкона от дождя</w:t>
-            </w:r>
-          </w:p>
-        </w:tc>
-        <w:tc>
-          <w:tcPr/>
-          <w:p>
-            <w:pPr>
-              <w:pStyle w:val="Compact"/>
-              <w:jc w:val="left"/>
-            </w:pPr>
-            <w:hyperlink r:id="rId51">
-              <w:r>
-                <w:rPr>
-                  <w:rStyle w:val="Hyperlink"/>
-                </w:rPr>
-                <w:t xml:space="preserve">https://okno-msk.ru/balkony-i-lodzhii/balkon-s-kryshej/</w:t>
-              </w:r>
-            </w:hyperlink>
-          </w:p>
-        </w:tc>
-        <w:tc>
-          <w:tcPr/>
-          <w:p>
-            <w:pPr>
-              <w:pStyle w:val="Compact"/>
-              <w:jc w:val="left"/>
-            </w:pPr>
-            <w:r>
-              <w:t xml:space="preserve">Семантическое назначение без физического изменения</w:t>
-            </w:r>
-          </w:p>
-        </w:tc>
-      </w:tr>
-      <w:tr>
-        <w:tc>
-          <w:tcPr/>
-          <w:p>
-            <w:pPr>
-              <w:pStyle w:val="Compact"/>
-              <w:jc w:val="left"/>
-            </w:pPr>
-            <w:r>
-              <w:t xml:space="preserve">армирование оконного профиля</w:t>
-            </w:r>
-          </w:p>
-        </w:tc>
-        <w:tc>
-          <w:tcPr/>
-          <w:p>
-            <w:pPr>
-              <w:pStyle w:val="Compact"/>
-              <w:jc w:val="left"/>
-            </w:pPr>
-            <w:hyperlink r:id="rId52">
-              <w:r>
-                <w:rPr>
-                  <w:rStyle w:val="Hyperlink"/>
-                </w:rPr>
-                <w:t xml:space="preserve">https://okno-msk.ru/stati/kak-vybrat-plastikovye-okna/</w:t>
-              </w:r>
-            </w:hyperlink>
-          </w:p>
-        </w:tc>
-        <w:tc>
-          <w:tcPr/>
-          <w:p>
-            <w:pPr>
-              <w:pStyle w:val="Compact"/>
-              <w:jc w:val="left"/>
-            </w:pPr>
-            <w:r>
-              <w:t xml:space="preserve">Семантическое назначение без физического изменения</w:t>
-            </w:r>
-          </w:p>
-        </w:tc>
-      </w:tr>
-    </w:tbl>
-    <w:bookmarkEnd w:id="53"/>
-    <w:bookmarkEnd w:id="54"/>
-    <w:bookmarkStart w:id="56" w:name="Xf0e6fa32d367fd4433723a52cfc91d2c5ea4012"/>
+    <w:p>
+      <w:pPr>
+        <w:numPr>
+          <w:ilvl w:val="0"/>
+          <w:numId w:val="1020"/>
+        </w:numPr>
+        <w:pStyle w:val="Compact"/>
+      </w:pPr>
+      <w:r>
+        <w:rPr>
+          <w:bCs/>
+          <w:b/>
+        </w:rPr>
+        <w:t xml:space="preserve">солнцезащитный стеклопакет</w:t>
+      </w:r>
+    </w:p>
+    <w:p>
+      <w:pPr>
+        <w:numPr>
+          <w:ilvl w:val="1"/>
+          <w:numId w:val="1021"/>
+        </w:numPr>
+        <w:pStyle w:val="Compact"/>
+      </w:pPr>
+      <w:r>
+        <w:t xml:space="preserve">Основная страница:</w:t>
+      </w:r>
+      <w:r>
+        <w:t xml:space="preserve"> </w:t>
+      </w:r>
+      <w:r>
+        <w:rPr>
+          <w:rStyle w:val="VerbatimChar"/>
+        </w:rPr>
+        <w:t xml:space="preserve">https://okno-msk.ru/okna-rehau/steklopakety-dlya-plastikovykh-okon</w:t>
+      </w:r>
+    </w:p>
+    <w:p>
+      <w:pPr>
+        <w:numPr>
+          <w:ilvl w:val="1"/>
+          <w:numId w:val="1021"/>
+        </w:numPr>
+        <w:pStyle w:val="Compact"/>
+      </w:pPr>
+      <w:r>
+        <w:t xml:space="preserve">Роль: Семантическое назначение без физического изменения</w:t>
+      </w:r>
+    </w:p>
+    <w:p>
+      <w:pPr>
+        <w:numPr>
+          <w:ilvl w:val="0"/>
+          <w:numId w:val="1020"/>
+        </w:numPr>
+        <w:pStyle w:val="Compact"/>
+      </w:pPr>
+      <w:r>
+        <w:rPr>
+          <w:bCs/>
+          <w:b/>
+        </w:rPr>
+        <w:t xml:space="preserve">солнцезащитное стекло в стеклопакете</w:t>
+      </w:r>
+    </w:p>
+    <w:p>
+      <w:pPr>
+        <w:numPr>
+          <w:ilvl w:val="1"/>
+          <w:numId w:val="1022"/>
+        </w:numPr>
+        <w:pStyle w:val="Compact"/>
+      </w:pPr>
+      <w:r>
+        <w:t xml:space="preserve">Основная страница:</w:t>
+      </w:r>
+      <w:r>
+        <w:t xml:space="preserve"> </w:t>
+      </w:r>
+      <w:r>
+        <w:rPr>
+          <w:rStyle w:val="VerbatimChar"/>
+        </w:rPr>
+        <w:t xml:space="preserve">https://okno-msk.ru/okna-rehau/steklopakety-dlya-plastikovykh-okon</w:t>
+      </w:r>
+    </w:p>
+    <w:p>
+      <w:pPr>
+        <w:numPr>
+          <w:ilvl w:val="1"/>
+          <w:numId w:val="1022"/>
+        </w:numPr>
+        <w:pStyle w:val="Compact"/>
+      </w:pPr>
+      <w:r>
+        <w:t xml:space="preserve">Роль: Семантическое назначение без физического изменения</w:t>
+      </w:r>
+    </w:p>
+    <w:p>
+      <w:pPr>
+        <w:numPr>
+          <w:ilvl w:val="0"/>
+          <w:numId w:val="1020"/>
+        </w:numPr>
+        <w:pStyle w:val="Compact"/>
+      </w:pPr>
+      <w:r>
+        <w:rPr>
+          <w:bCs/>
+          <w:b/>
+        </w:rPr>
+        <w:t xml:space="preserve">солнцезащитный стеклопакет rehau</w:t>
+      </w:r>
+    </w:p>
+    <w:p>
+      <w:pPr>
+        <w:numPr>
+          <w:ilvl w:val="1"/>
+          <w:numId w:val="1023"/>
+        </w:numPr>
+        <w:pStyle w:val="Compact"/>
+      </w:pPr>
+      <w:r>
+        <w:t xml:space="preserve">Основная страница:</w:t>
+      </w:r>
+      <w:r>
+        <w:t xml:space="preserve"> </w:t>
+      </w:r>
+      <w:r>
+        <w:rPr>
+          <w:rStyle w:val="VerbatimChar"/>
+        </w:rPr>
+        <w:t xml:space="preserve">https://okno-msk.ru/okna-rehau/steklopakety-dlya-plastikovykh-okon</w:t>
+      </w:r>
+    </w:p>
+    <w:p>
+      <w:pPr>
+        <w:numPr>
+          <w:ilvl w:val="1"/>
+          <w:numId w:val="1023"/>
+        </w:numPr>
+        <w:pStyle w:val="Compact"/>
+      </w:pPr>
+      <w:r>
+        <w:t xml:space="preserve">Роль: Семантическое назначение без физического изменения</w:t>
+      </w:r>
+    </w:p>
+    <w:p>
+      <w:pPr>
+        <w:numPr>
+          <w:ilvl w:val="0"/>
+          <w:numId w:val="1020"/>
+        </w:numPr>
+        <w:pStyle w:val="Compact"/>
+      </w:pPr>
+      <w:r>
+        <w:rPr>
+          <w:bCs/>
+          <w:b/>
+        </w:rPr>
+        <w:t xml:space="preserve">многофункциональный стеклопакет что это</w:t>
+      </w:r>
+    </w:p>
+    <w:p>
+      <w:pPr>
+        <w:numPr>
+          <w:ilvl w:val="1"/>
+          <w:numId w:val="1024"/>
+        </w:numPr>
+        <w:pStyle w:val="Compact"/>
+      </w:pPr>
+      <w:r>
+        <w:t xml:space="preserve">Основная страница:</w:t>
+      </w:r>
+      <w:r>
+        <w:t xml:space="preserve"> </w:t>
+      </w:r>
+      <w:r>
+        <w:rPr>
+          <w:rStyle w:val="VerbatimChar"/>
+        </w:rPr>
+        <w:t xml:space="preserve">https://okno-msk.ru/stati/kak-vybrat-steklopaket-dlya-plastikovogo-okna/</w:t>
+      </w:r>
+    </w:p>
+    <w:p>
+      <w:pPr>
+        <w:numPr>
+          <w:ilvl w:val="1"/>
+          <w:numId w:val="1024"/>
+        </w:numPr>
+        <w:pStyle w:val="Compact"/>
+      </w:pPr>
+      <w:r>
+        <w:t xml:space="preserve">Роль: Семантическое назначение без физического изменения</w:t>
+      </w:r>
+    </w:p>
+    <w:p>
+      <w:pPr>
+        <w:numPr>
+          <w:ilvl w:val="0"/>
+          <w:numId w:val="1020"/>
+        </w:numPr>
+        <w:pStyle w:val="Compact"/>
+      </w:pPr>
+      <w:r>
+        <w:rPr>
+          <w:bCs/>
+          <w:b/>
+        </w:rPr>
+        <w:t xml:space="preserve">ударопрочный стеклопакет</w:t>
+      </w:r>
+    </w:p>
+    <w:p>
+      <w:pPr>
+        <w:numPr>
+          <w:ilvl w:val="1"/>
+          <w:numId w:val="1025"/>
+        </w:numPr>
+        <w:pStyle w:val="Compact"/>
+      </w:pPr>
+      <w:r>
+        <w:t xml:space="preserve">Основная страница:</w:t>
+      </w:r>
+      <w:r>
+        <w:t xml:space="preserve"> </w:t>
+      </w:r>
+      <w:r>
+        <w:rPr>
+          <w:rStyle w:val="VerbatimChar"/>
+        </w:rPr>
+        <w:t xml:space="preserve">https://okno-msk.ru/okna-rehau/steklopakety-dlya-plastikovykh-okon</w:t>
+      </w:r>
+    </w:p>
+    <w:p>
+      <w:pPr>
+        <w:numPr>
+          <w:ilvl w:val="1"/>
+          <w:numId w:val="1025"/>
+        </w:numPr>
+        <w:pStyle w:val="Compact"/>
+      </w:pPr>
+      <w:r>
+        <w:t xml:space="preserve">Роль: Семантическое назначение без физического изменения</w:t>
+      </w:r>
+    </w:p>
+    <w:p>
+      <w:pPr>
+        <w:numPr>
+          <w:ilvl w:val="0"/>
+          <w:numId w:val="1020"/>
+        </w:numPr>
+        <w:pStyle w:val="Compact"/>
+      </w:pPr>
+      <w:r>
+        <w:rPr>
+          <w:bCs/>
+          <w:b/>
+        </w:rPr>
+        <w:t xml:space="preserve">балконы под офис</w:t>
+      </w:r>
+    </w:p>
+    <w:p>
+      <w:pPr>
+        <w:numPr>
+          <w:ilvl w:val="1"/>
+          <w:numId w:val="1026"/>
+        </w:numPr>
+        <w:pStyle w:val="Compact"/>
+      </w:pPr>
+      <w:r>
+        <w:t xml:space="preserve">Основная страница:</w:t>
+      </w:r>
+      <w:r>
+        <w:t xml:space="preserve"> </w:t>
+      </w:r>
+      <w:r>
+        <w:rPr>
+          <w:rStyle w:val="VerbatimChar"/>
+        </w:rPr>
+        <w:t xml:space="preserve">https://okno-msk.ru/balkony-i-lodzhii/</w:t>
+      </w:r>
+    </w:p>
+    <w:p>
+      <w:pPr>
+        <w:numPr>
+          <w:ilvl w:val="1"/>
+          <w:numId w:val="1026"/>
+        </w:numPr>
+        <w:pStyle w:val="Compact"/>
+      </w:pPr>
+      <w:r>
+        <w:t xml:space="preserve">Роль: Семантическое назначение без физического изменения</w:t>
+      </w:r>
+    </w:p>
+    <w:p>
+      <w:pPr>
+        <w:numPr>
+          <w:ilvl w:val="0"/>
+          <w:numId w:val="1020"/>
+        </w:numPr>
+        <w:pStyle w:val="Compact"/>
+      </w:pPr>
+      <w:r>
+        <w:rPr>
+          <w:bCs/>
+          <w:b/>
+        </w:rPr>
+        <w:t xml:space="preserve">шумоизоляция на крышу балкона</w:t>
+      </w:r>
+    </w:p>
+    <w:p>
+      <w:pPr>
+        <w:numPr>
+          <w:ilvl w:val="1"/>
+          <w:numId w:val="1027"/>
+        </w:numPr>
+        <w:pStyle w:val="Compact"/>
+      </w:pPr>
+      <w:r>
+        <w:t xml:space="preserve">Основная страница:</w:t>
+      </w:r>
+      <w:r>
+        <w:t xml:space="preserve"> </w:t>
+      </w:r>
+      <w:r>
+        <w:rPr>
+          <w:rStyle w:val="VerbatimChar"/>
+        </w:rPr>
+        <w:t xml:space="preserve">https://okno-msk.ru/balkony-i-lodzhii/balkon-s-kryshej/</w:t>
+      </w:r>
+    </w:p>
+    <w:p>
+      <w:pPr>
+        <w:numPr>
+          <w:ilvl w:val="1"/>
+          <w:numId w:val="1027"/>
+        </w:numPr>
+        <w:pStyle w:val="Compact"/>
+      </w:pPr>
+      <w:r>
+        <w:t xml:space="preserve">Роль: Семантическое назначение без физического изменения</w:t>
+      </w:r>
+    </w:p>
+    <w:p>
+      <w:pPr>
+        <w:numPr>
+          <w:ilvl w:val="0"/>
+          <w:numId w:val="1020"/>
+        </w:numPr>
+        <w:pStyle w:val="Compact"/>
+      </w:pPr>
+      <w:r>
+        <w:rPr>
+          <w:bCs/>
+          <w:b/>
+        </w:rPr>
+        <w:t xml:space="preserve">шумоизоляция крыши балкона от дождя</w:t>
+      </w:r>
+    </w:p>
+    <w:p>
+      <w:pPr>
+        <w:numPr>
+          <w:ilvl w:val="1"/>
+          <w:numId w:val="1028"/>
+        </w:numPr>
+        <w:pStyle w:val="Compact"/>
+      </w:pPr>
+      <w:r>
+        <w:t xml:space="preserve">Основная страница:</w:t>
+      </w:r>
+      <w:r>
+        <w:t xml:space="preserve"> </w:t>
+      </w:r>
+      <w:r>
+        <w:rPr>
+          <w:rStyle w:val="VerbatimChar"/>
+        </w:rPr>
+        <w:t xml:space="preserve">https://okno-msk.ru/balkony-i-lodzhii/balkon-s-kryshej/</w:t>
+      </w:r>
+    </w:p>
+    <w:p>
+      <w:pPr>
+        <w:numPr>
+          <w:ilvl w:val="1"/>
+          <w:numId w:val="1028"/>
+        </w:numPr>
+        <w:pStyle w:val="Compact"/>
+      </w:pPr>
+      <w:r>
+        <w:t xml:space="preserve">Роль: Семантическое назначение без физического изменения</w:t>
+      </w:r>
+    </w:p>
+    <w:p>
+      <w:pPr>
+        <w:numPr>
+          <w:ilvl w:val="0"/>
+          <w:numId w:val="1020"/>
+        </w:numPr>
+        <w:pStyle w:val="Compact"/>
+      </w:pPr>
+      <w:r>
+        <w:rPr>
+          <w:bCs/>
+          <w:b/>
+        </w:rPr>
+        <w:t xml:space="preserve">армирование оконного профиля</w:t>
+      </w:r>
+    </w:p>
+    <w:p>
+      <w:pPr>
+        <w:numPr>
+          <w:ilvl w:val="1"/>
+          <w:numId w:val="1029"/>
+        </w:numPr>
+        <w:pStyle w:val="Compact"/>
+      </w:pPr>
+      <w:r>
+        <w:t xml:space="preserve">Основная страница:</w:t>
+      </w:r>
+      <w:r>
+        <w:t xml:space="preserve"> </w:t>
+      </w:r>
+      <w:r>
+        <w:rPr>
+          <w:rStyle w:val="VerbatimChar"/>
+        </w:rPr>
+        <w:t xml:space="preserve">https://okno-msk.ru/stati/kak-vybrat-plastikovye-okna/</w:t>
+      </w:r>
+    </w:p>
+    <w:p>
+      <w:pPr>
+        <w:numPr>
+          <w:ilvl w:val="1"/>
+          <w:numId w:val="1029"/>
+        </w:numPr>
+        <w:pStyle w:val="Compact"/>
+      </w:pPr>
+      <w:r>
+        <w:t xml:space="preserve">Роль: Семантическое назначение без физического изменения</w:t>
+      </w:r>
+    </w:p>
+    <w:bookmarkEnd w:id="39"/>
+    <w:bookmarkEnd w:id="40"/>
+    <w:bookmarkStart w:id="41" w:name="Xf0e6fa32d367fd4433723a52cfc91d2c5ea4012"/>
     <w:p>
       <w:pPr>
         <w:pStyle w:val="Heading2"/>
@@ -3457,363 +3139,351 @@
         <w:t xml:space="preserve">Эти формулировки сохранены в ядре, но не должны передаваться во внедрение до подтверждения точной страницы и границ предложения компании.</w:t>
       </w:r>
     </w:p>
-    <w:tbl>
-      <w:tblPr>
-        <w:tblStyle w:val="Table"/>
-        <w:tblW w:type="auto" w:w="0"/>
-        <w:tblLook w:firstRow="1" w:lastRow="0" w:firstColumn="0" w:lastColumn="0" w:noHBand="0" w:noVBand="0" w:val="0020"/>
-        <w:jc w:val="start"/>
-      </w:tblPr>
-      <w:tblGrid>
-        <w:gridCol w:w="2640"/>
-        <w:gridCol w:w="2640"/>
-        <w:gridCol w:w="2640"/>
-      </w:tblGrid>
-      <w:tr>
-        <w:trPr>
-          <w:tblHeader w:val="true"/>
-        </w:trPr>
-        <w:tc>
-          <w:tcPr/>
-          <w:p>
-            <w:pPr>
-              <w:pStyle w:val="Compact"/>
-              <w:jc w:val="left"/>
-            </w:pPr>
-            <w:r>
-              <w:t xml:space="preserve">Поисковая фраза</w:t>
-            </w:r>
-          </w:p>
-        </w:tc>
-        <w:tc>
-          <w:tcPr/>
-          <w:p>
-            <w:pPr>
-              <w:pStyle w:val="Compact"/>
-              <w:jc w:val="left"/>
-            </w:pPr>
-            <w:r>
-              <w:t xml:space="preserve">Тематический маршрут</w:t>
-            </w:r>
-          </w:p>
-        </w:tc>
-        <w:tc>
-          <w:tcPr/>
-          <w:p>
-            <w:pPr>
-              <w:pStyle w:val="Compact"/>
-              <w:jc w:val="left"/>
-            </w:pPr>
-            <w:r>
-              <w:t xml:space="preserve">Что нужно подтвердить</w:t>
-            </w:r>
-          </w:p>
-        </w:tc>
-      </w:tr>
-      <w:tr>
-        <w:tc>
-          <w:tcPr/>
-          <w:p>
-            <w:pPr>
-              <w:pStyle w:val="Compact"/>
-              <w:jc w:val="left"/>
-            </w:pPr>
-            <w:r>
-              <w:t xml:space="preserve">гидроизоляция для открытого балкона</w:t>
-            </w:r>
-          </w:p>
-        </w:tc>
-        <w:tc>
-          <w:tcPr/>
-          <w:p>
-            <w:pPr>
-              <w:pStyle w:val="Compact"/>
-              <w:jc w:val="left"/>
-            </w:pPr>
-            <w:hyperlink r:id="rId55">
-              <w:r>
-                <w:rPr>
-                  <w:rStyle w:val="Hyperlink"/>
-                </w:rPr>
-                <w:t xml:space="preserve">https://okno-msk.ru/balkony-i-lodzhii/otdelka-balkonov</w:t>
-              </w:r>
-            </w:hyperlink>
-          </w:p>
-        </w:tc>
-        <w:tc>
-          <w:tcPr/>
-          <w:p>
-            <w:pPr>
-              <w:pStyle w:val="Compact"/>
-              <w:jc w:val="left"/>
-            </w:pPr>
-            <w:r>
-              <w:t xml:space="preserve">Выдача подтверждает отдельные информационные, товарные и строительные задачи; предложение компании и точный владелец не подтверждены.</w:t>
-            </w:r>
-          </w:p>
-        </w:tc>
-      </w:tr>
-      <w:tr>
-        <w:tc>
-          <w:tcPr/>
-          <w:p>
-            <w:pPr>
-              <w:pStyle w:val="Compact"/>
-              <w:jc w:val="left"/>
-            </w:pPr>
-            <w:r>
-              <w:t xml:space="preserve">гидроизоляция открытого балкона в частном доме</w:t>
-            </w:r>
-          </w:p>
-        </w:tc>
-        <w:tc>
-          <w:tcPr/>
-          <w:p>
-            <w:pPr>
-              <w:pStyle w:val="Compact"/>
-              <w:jc w:val="left"/>
-            </w:pPr>
-            <w:hyperlink r:id="rId55">
-              <w:r>
-                <w:rPr>
-                  <w:rStyle w:val="Hyperlink"/>
-                </w:rPr>
-                <w:t xml:space="preserve">https://okno-msk.ru/balkony-i-lodzhii/otdelka-balkonov</w:t>
-              </w:r>
-            </w:hyperlink>
-          </w:p>
-        </w:tc>
-        <w:tc>
-          <w:tcPr/>
-          <w:p>
-            <w:pPr>
-              <w:pStyle w:val="Compact"/>
-              <w:jc w:val="left"/>
-            </w:pPr>
-            <w:r>
-              <w:t xml:space="preserve">точное соответствие предложению компании не подтверждено</w:t>
-            </w:r>
-          </w:p>
-        </w:tc>
-      </w:tr>
-      <w:tr>
-        <w:tc>
-          <w:tcPr/>
-          <w:p>
-            <w:pPr>
-              <w:pStyle w:val="Compact"/>
-              <w:jc w:val="left"/>
-            </w:pPr>
-            <w:r>
-              <w:t xml:space="preserve">лучшая гидроизоляция для открытого балкона</w:t>
-            </w:r>
-          </w:p>
-        </w:tc>
-        <w:tc>
-          <w:tcPr/>
-          <w:p>
-            <w:pPr>
-              <w:pStyle w:val="Compact"/>
-              <w:jc w:val="left"/>
-            </w:pPr>
-            <w:hyperlink r:id="rId55">
-              <w:r>
-                <w:rPr>
-                  <w:rStyle w:val="Hyperlink"/>
-                </w:rPr>
-                <w:t xml:space="preserve">https://okno-msk.ru/balkony-i-lodzhii/otdelka-balkonov</w:t>
-              </w:r>
-            </w:hyperlink>
-          </w:p>
-        </w:tc>
-        <w:tc>
-          <w:tcPr/>
-          <w:p>
-            <w:pPr>
-              <w:pStyle w:val="Compact"/>
-              <w:jc w:val="left"/>
-            </w:pPr>
-            <w:r>
-              <w:t xml:space="preserve">продажа материалов и точный владелец на сайте не подтверждены</w:t>
-            </w:r>
-          </w:p>
-        </w:tc>
-      </w:tr>
-      <w:tr>
-        <w:tc>
-          <w:tcPr/>
-          <w:p>
-            <w:pPr>
-              <w:pStyle w:val="Compact"/>
-              <w:jc w:val="left"/>
-            </w:pPr>
-            <w:r>
-              <w:t xml:space="preserve">как сделать гидроизоляцию на открытом балконе</w:t>
-            </w:r>
-          </w:p>
-        </w:tc>
-        <w:tc>
-          <w:tcPr/>
-          <w:p>
-            <w:pPr>
-              <w:pStyle w:val="Compact"/>
-              <w:jc w:val="left"/>
-            </w:pPr>
-            <w:hyperlink r:id="rId55">
-              <w:r>
-                <w:rPr>
-                  <w:rStyle w:val="Hyperlink"/>
-                </w:rPr>
-                <w:t xml:space="preserve">https://okno-msk.ru/balkony-i-lodzhii/otdelka-balkonov</w:t>
-              </w:r>
-            </w:hyperlink>
-          </w:p>
-        </w:tc>
-        <w:tc>
-          <w:tcPr/>
-          <w:p>
-            <w:pPr>
-              <w:pStyle w:val="Compact"/>
-              <w:jc w:val="left"/>
-            </w:pPr>
-            <w:r>
-              <w:t xml:space="preserve">не подтверждено, что существующая страница должна обучать самостоятельным работам</w:t>
-            </w:r>
-          </w:p>
-        </w:tc>
-      </w:tr>
-      <w:tr>
-        <w:tc>
-          <w:tcPr/>
-          <w:p>
-            <w:pPr>
-              <w:pStyle w:val="Compact"/>
-              <w:jc w:val="left"/>
-            </w:pPr>
-            <w:r>
-              <w:t xml:space="preserve">гидроизоляция открытого деревянного балкона</w:t>
-            </w:r>
-          </w:p>
-        </w:tc>
-        <w:tc>
-          <w:tcPr/>
-          <w:p>
-            <w:pPr>
-              <w:pStyle w:val="Compact"/>
-              <w:jc w:val="left"/>
-            </w:pPr>
-            <w:hyperlink r:id="rId55">
-              <w:r>
-                <w:rPr>
-                  <w:rStyle w:val="Hyperlink"/>
-                </w:rPr>
-                <w:t xml:space="preserve">https://okno-msk.ru/balkony-i-lodzhii/otdelka-balkonov</w:t>
-              </w:r>
-            </w:hyperlink>
-          </w:p>
-        </w:tc>
-        <w:tc>
-          <w:tcPr/>
-          <w:p>
-            <w:pPr>
-              <w:pStyle w:val="Compact"/>
-              <w:jc w:val="left"/>
-            </w:pPr>
-            <w:r>
-              <w:t xml:space="preserve">работа с деревянными конструкциями не подтверждена предложением компании</w:t>
-            </w:r>
-          </w:p>
-        </w:tc>
-      </w:tr>
-      <w:tr>
-        <w:tc>
-          <w:tcPr/>
-          <w:p>
-            <w:pPr>
-              <w:pStyle w:val="Compact"/>
-              <w:jc w:val="left"/>
-            </w:pPr>
-            <w:r>
-              <w:t xml:space="preserve">гидроизоляция балконной плиты открытого балкона</w:t>
-            </w:r>
-          </w:p>
-        </w:tc>
-        <w:tc>
-          <w:tcPr/>
-          <w:p>
-            <w:pPr>
-              <w:pStyle w:val="Compact"/>
-              <w:jc w:val="left"/>
-            </w:pPr>
-            <w:hyperlink r:id="rId55">
-              <w:r>
-                <w:rPr>
-                  <w:rStyle w:val="Hyperlink"/>
-                </w:rPr>
-                <w:t xml:space="preserve">https://okno-msk.ru/balkony-i-lodzhii/otdelka-balkonov</w:t>
-              </w:r>
-            </w:hyperlink>
-          </w:p>
-        </w:tc>
-        <w:tc>
-          <w:tcPr/>
-          <w:p>
-            <w:pPr>
-              <w:pStyle w:val="Compact"/>
-              <w:jc w:val="left"/>
-            </w:pPr>
-            <w:r>
-              <w:t xml:space="preserve">ремонт/гидроизоляция плиты не подтверждены как услуга компании</w:t>
-            </w:r>
-          </w:p>
-        </w:tc>
-      </w:tr>
-      <w:tr>
-        <w:tc>
-          <w:tcPr/>
-          <w:p>
-            <w:pPr>
-              <w:pStyle w:val="Compact"/>
-              <w:jc w:val="left"/>
-            </w:pPr>
-            <w:r>
-              <w:t xml:space="preserve">шумоизоляция крыши балкона изнутри от дождя</w:t>
-            </w:r>
-          </w:p>
-        </w:tc>
-        <w:tc>
-          <w:tcPr/>
-          <w:p>
-            <w:pPr>
-              <w:pStyle w:val="Compact"/>
-              <w:jc w:val="left"/>
-            </w:pPr>
-            <w:hyperlink r:id="rId51">
-              <w:r>
-                <w:rPr>
-                  <w:rStyle w:val="Hyperlink"/>
-                </w:rPr>
-                <w:t xml:space="preserve">https://okno-msk.ru/balkony-i-lodzhii/balkon-s-kryshej/</w:t>
-              </w:r>
-            </w:hyperlink>
-          </w:p>
-        </w:tc>
-        <w:tc>
-          <w:tcPr/>
-          <w:p>
-            <w:pPr>
-              <w:pStyle w:val="Compact"/>
-              <w:jc w:val="left"/>
-            </w:pPr>
-            <w:r>
-              <w:t xml:space="preserve">внутренний способ и состав услуги не подтверждены</w:t>
-            </w:r>
-          </w:p>
-        </w:tc>
-      </w:tr>
-    </w:tbl>
-    <w:bookmarkEnd w:id="56"/>
-    <w:bookmarkStart w:id="57" w:name="X43592aee0f8253bbbefc760025597209393caaf"/>
+    <w:p>
+      <w:pPr>
+        <w:numPr>
+          <w:ilvl w:val="0"/>
+          <w:numId w:val="1030"/>
+        </w:numPr>
+        <w:pStyle w:val="Compact"/>
+      </w:pPr>
+      <w:r>
+        <w:rPr>
+          <w:bCs/>
+          <w:b/>
+        </w:rPr>
+        <w:t xml:space="preserve">гидроизоляция для открытого балкона</w:t>
+      </w:r>
+    </w:p>
+    <w:p>
+      <w:pPr>
+        <w:numPr>
+          <w:ilvl w:val="1"/>
+          <w:numId w:val="1031"/>
+        </w:numPr>
+        <w:pStyle w:val="Compact"/>
+      </w:pPr>
+      <w:r>
+        <w:t xml:space="preserve">Тематический маршрут:</w:t>
+      </w:r>
+      <w:r>
+        <w:t xml:space="preserve"> </w:t>
+      </w:r>
+      <w:r>
+        <w:rPr>
+          <w:rStyle w:val="VerbatimChar"/>
+        </w:rPr>
+        <w:t xml:space="preserve">https://okno-msk.ru/balkony-i-lodzhii/otdelka-balkonov</w:t>
+      </w:r>
+    </w:p>
+    <w:p>
+      <w:pPr>
+        <w:numPr>
+          <w:ilvl w:val="1"/>
+          <w:numId w:val="1031"/>
+        </w:numPr>
+        <w:pStyle w:val="Compact"/>
+      </w:pPr>
+      <w:r>
+        <w:t xml:space="preserve">Нужно подтвердить: Выдача подтверждает отдельные информационные, товарные и строительные задачи; предложение компании и точный владелец не подтверждены.</w:t>
+      </w:r>
+    </w:p>
+    <w:p>
+      <w:pPr>
+        <w:numPr>
+          <w:ilvl w:val="0"/>
+          <w:numId w:val="1030"/>
+        </w:numPr>
+        <w:pStyle w:val="Compact"/>
+      </w:pPr>
+      <w:r>
+        <w:rPr>
+          <w:bCs/>
+          <w:b/>
+        </w:rPr>
+        <w:t xml:space="preserve">гидроизоляция открытого балкона в частном доме</w:t>
+      </w:r>
+    </w:p>
+    <w:p>
+      <w:pPr>
+        <w:numPr>
+          <w:ilvl w:val="1"/>
+          <w:numId w:val="1032"/>
+        </w:numPr>
+        <w:pStyle w:val="Compact"/>
+      </w:pPr>
+      <w:r>
+        <w:t xml:space="preserve">Тематический маршрут:</w:t>
+      </w:r>
+      <w:r>
+        <w:t xml:space="preserve"> </w:t>
+      </w:r>
+      <w:r>
+        <w:rPr>
+          <w:rStyle w:val="VerbatimChar"/>
+        </w:rPr>
+        <w:t xml:space="preserve">https://okno-msk.ru/balkony-i-lodzhii/otdelka-balkonov</w:t>
+      </w:r>
+    </w:p>
+    <w:p>
+      <w:pPr>
+        <w:numPr>
+          <w:ilvl w:val="1"/>
+          <w:numId w:val="1032"/>
+        </w:numPr>
+        <w:pStyle w:val="Compact"/>
+      </w:pPr>
+      <w:r>
+        <w:t xml:space="preserve">Нужно подтвердить: точное соответствие предложению компании не подтверждено</w:t>
+      </w:r>
+    </w:p>
+    <w:p>
+      <w:pPr>
+        <w:numPr>
+          <w:ilvl w:val="0"/>
+          <w:numId w:val="1030"/>
+        </w:numPr>
+        <w:pStyle w:val="Compact"/>
+      </w:pPr>
+      <w:r>
+        <w:rPr>
+          <w:bCs/>
+          <w:b/>
+        </w:rPr>
+        <w:t xml:space="preserve">лучшая гидроизоляция для открытого балкона</w:t>
+      </w:r>
+    </w:p>
+    <w:p>
+      <w:pPr>
+        <w:numPr>
+          <w:ilvl w:val="1"/>
+          <w:numId w:val="1033"/>
+        </w:numPr>
+        <w:pStyle w:val="Compact"/>
+      </w:pPr>
+      <w:r>
+        <w:t xml:space="preserve">Тематический маршрут:</w:t>
+      </w:r>
+      <w:r>
+        <w:t xml:space="preserve"> </w:t>
+      </w:r>
+      <w:r>
+        <w:rPr>
+          <w:rStyle w:val="VerbatimChar"/>
+        </w:rPr>
+        <w:t xml:space="preserve">https://okno-msk.ru/balkony-i-lodzhii/otdelka-balkonov</w:t>
+      </w:r>
+    </w:p>
+    <w:p>
+      <w:pPr>
+        <w:numPr>
+          <w:ilvl w:val="1"/>
+          <w:numId w:val="1033"/>
+        </w:numPr>
+        <w:pStyle w:val="Compact"/>
+      </w:pPr>
+      <w:r>
+        <w:t xml:space="preserve">Нужно подтвердить: продажа материалов и точный владелец на сайте не подтверждены</w:t>
+      </w:r>
+    </w:p>
+    <w:p>
+      <w:pPr>
+        <w:numPr>
+          <w:ilvl w:val="0"/>
+          <w:numId w:val="1030"/>
+        </w:numPr>
+        <w:pStyle w:val="Compact"/>
+      </w:pPr>
+      <w:r>
+        <w:rPr>
+          <w:bCs/>
+          <w:b/>
+        </w:rPr>
+        <w:t xml:space="preserve">как сделать гидроизоляцию на открытом балконе</w:t>
+      </w:r>
+    </w:p>
+    <w:p>
+      <w:pPr>
+        <w:numPr>
+          <w:ilvl w:val="1"/>
+          <w:numId w:val="1034"/>
+        </w:numPr>
+        <w:pStyle w:val="Compact"/>
+      </w:pPr>
+      <w:r>
+        <w:t xml:space="preserve">Тематический маршрут:</w:t>
+      </w:r>
+      <w:r>
+        <w:t xml:space="preserve"> </w:t>
+      </w:r>
+      <w:r>
+        <w:rPr>
+          <w:rStyle w:val="VerbatimChar"/>
+        </w:rPr>
+        <w:t xml:space="preserve">https://okno-msk.ru/balkony-i-lodzhii/otdelka-balkonov</w:t>
+      </w:r>
+    </w:p>
+    <w:p>
+      <w:pPr>
+        <w:numPr>
+          <w:ilvl w:val="1"/>
+          <w:numId w:val="1034"/>
+        </w:numPr>
+        <w:pStyle w:val="Compact"/>
+      </w:pPr>
+      <w:r>
+        <w:t xml:space="preserve">Нужно подтвердить: не подтверждено, что существующая страница должна обучать самостоятельным работам</w:t>
+      </w:r>
+    </w:p>
+    <w:p>
+      <w:pPr>
+        <w:numPr>
+          <w:ilvl w:val="0"/>
+          <w:numId w:val="1030"/>
+        </w:numPr>
+        <w:pStyle w:val="Compact"/>
+      </w:pPr>
+      <w:r>
+        <w:rPr>
+          <w:bCs/>
+          <w:b/>
+        </w:rPr>
+        <w:t xml:space="preserve">гидроизоляция открытого деревянного балкона</w:t>
+      </w:r>
+    </w:p>
+    <w:p>
+      <w:pPr>
+        <w:numPr>
+          <w:ilvl w:val="1"/>
+          <w:numId w:val="1035"/>
+        </w:numPr>
+        <w:pStyle w:val="Compact"/>
+      </w:pPr>
+      <w:r>
+        <w:t xml:space="preserve">Тематический маршрут:</w:t>
+      </w:r>
+      <w:r>
+        <w:t xml:space="preserve"> </w:t>
+      </w:r>
+      <w:r>
+        <w:rPr>
+          <w:rStyle w:val="VerbatimChar"/>
+        </w:rPr>
+        <w:t xml:space="preserve">https://okno-msk.ru/balkony-i-lodzhii/otdelka-balkonov</w:t>
+      </w:r>
+    </w:p>
+    <w:p>
+      <w:pPr>
+        <w:numPr>
+          <w:ilvl w:val="1"/>
+          <w:numId w:val="1035"/>
+        </w:numPr>
+        <w:pStyle w:val="Compact"/>
+      </w:pPr>
+      <w:r>
+        <w:t xml:space="preserve">Нужно подтвердить: работа с деревянными конструкциями не подтверждена предложением компании</w:t>
+      </w:r>
+    </w:p>
+    <w:p>
+      <w:pPr>
+        <w:numPr>
+          <w:ilvl w:val="0"/>
+          <w:numId w:val="1030"/>
+        </w:numPr>
+        <w:pStyle w:val="Compact"/>
+      </w:pPr>
+      <w:r>
+        <w:rPr>
+          <w:bCs/>
+          <w:b/>
+        </w:rPr>
+        <w:t xml:space="preserve">гидроизоляция балконной плиты открытого балкона</w:t>
+      </w:r>
+    </w:p>
+    <w:p>
+      <w:pPr>
+        <w:numPr>
+          <w:ilvl w:val="1"/>
+          <w:numId w:val="1036"/>
+        </w:numPr>
+        <w:pStyle w:val="Compact"/>
+      </w:pPr>
+      <w:r>
+        <w:t xml:space="preserve">Тематический маршрут:</w:t>
+      </w:r>
+      <w:r>
+        <w:t xml:space="preserve"> </w:t>
+      </w:r>
+      <w:r>
+        <w:rPr>
+          <w:rStyle w:val="VerbatimChar"/>
+        </w:rPr>
+        <w:t xml:space="preserve">https://okno-msk.ru/balkony-i-lodzhii/otdelka-balkonov</w:t>
+      </w:r>
+    </w:p>
+    <w:p>
+      <w:pPr>
+        <w:numPr>
+          <w:ilvl w:val="1"/>
+          <w:numId w:val="1036"/>
+        </w:numPr>
+        <w:pStyle w:val="Compact"/>
+      </w:pPr>
+      <w:r>
+        <w:t xml:space="preserve">Нужно подтвердить: ремонт/гидроизоляция плиты не подтверждены как услуга компании</w:t>
+      </w:r>
+    </w:p>
+    <w:p>
+      <w:pPr>
+        <w:numPr>
+          <w:ilvl w:val="0"/>
+          <w:numId w:val="1030"/>
+        </w:numPr>
+        <w:pStyle w:val="Compact"/>
+      </w:pPr>
+      <w:r>
+        <w:rPr>
+          <w:bCs/>
+          <w:b/>
+        </w:rPr>
+        <w:t xml:space="preserve">шумоизоляция крыши балкона изнутри от дождя</w:t>
+      </w:r>
+    </w:p>
+    <w:p>
+      <w:pPr>
+        <w:numPr>
+          <w:ilvl w:val="1"/>
+          <w:numId w:val="1037"/>
+        </w:numPr>
+        <w:pStyle w:val="Compact"/>
+      </w:pPr>
+      <w:r>
+        <w:t xml:space="preserve">Тематический маршрут:</w:t>
+      </w:r>
+      <w:r>
+        <w:t xml:space="preserve"> </w:t>
+      </w:r>
+      <w:r>
+        <w:rPr>
+          <w:rStyle w:val="VerbatimChar"/>
+        </w:rPr>
+        <w:t xml:space="preserve">https://okno-msk.ru/balkony-i-lodzhii/balkon-s-kryshej/</w:t>
+      </w:r>
+    </w:p>
+    <w:p>
+      <w:pPr>
+        <w:numPr>
+          <w:ilvl w:val="1"/>
+          <w:numId w:val="1037"/>
+        </w:numPr>
+        <w:pStyle w:val="Compact"/>
+      </w:pPr>
+      <w:r>
+        <w:t xml:space="preserve">Нужно подтвердить: внутренний способ и состав услуги не подтверждены</w:t>
+      </w:r>
+    </w:p>
+    <w:bookmarkEnd w:id="41"/>
+    <w:bookmarkStart w:id="42" w:name="X43592aee0f8253bbbefc760025597209393caaf"/>
     <w:p>
       <w:pPr>
         <w:pStyle w:val="Heading2"/>
@@ -3851,8 +3521,8 @@
         <w:t xml:space="preserve">Полная таблица пар вынесена из PDF в книгу №05, чтобы с ней можно было работать как с backlog, а не перепечатывать данные из документа.</w:t>
       </w:r>
     </w:p>
-    <w:bookmarkEnd w:id="57"/>
-    <w:bookmarkStart w:id="58" w:name="X96b843eaffb22dc3b1254a6c8fbbd006539e2f3"/>
+    <w:bookmarkEnd w:id="42"/>
+    <w:bookmarkStart w:id="43" w:name="X96b843eaffb22dc3b1254a6c8fbbd006539e2f3"/>
     <w:p>
       <w:pPr>
         <w:pStyle w:val="Heading2"/>
@@ -3865,7 +3535,7 @@
       <w:pPr>
         <w:numPr>
           <w:ilvl w:val="0"/>
-          <w:numId w:val="1005"/>
+          <w:numId w:val="1038"/>
         </w:numPr>
         <w:pStyle w:val="Compact"/>
       </w:pPr>
@@ -3877,7 +3547,7 @@
       <w:pPr>
         <w:numPr>
           <w:ilvl w:val="0"/>
-          <w:numId w:val="1005"/>
+          <w:numId w:val="1038"/>
         </w:numPr>
         <w:pStyle w:val="Compact"/>
       </w:pPr>
@@ -3889,7 +3559,7 @@
       <w:pPr>
         <w:numPr>
           <w:ilvl w:val="0"/>
-          <w:numId w:val="1005"/>
+          <w:numId w:val="1038"/>
         </w:numPr>
         <w:pStyle w:val="Compact"/>
       </w:pPr>
@@ -3901,7 +3571,7 @@
       <w:pPr>
         <w:numPr>
           <w:ilvl w:val="0"/>
-          <w:numId w:val="1005"/>
+          <w:numId w:val="1038"/>
         </w:numPr>
         <w:pStyle w:val="Compact"/>
       </w:pPr>
@@ -3913,7 +3583,7 @@
       <w:pPr>
         <w:numPr>
           <w:ilvl w:val="0"/>
-          <w:numId w:val="1005"/>
+          <w:numId w:val="1038"/>
         </w:numPr>
         <w:pStyle w:val="Compact"/>
       </w:pPr>
@@ -3921,8 +3591,8 @@
         <w:t xml:space="preserve">Таблица распределения тем используется как справочник при подготовке и обновлении материалов; полный набор поисковых фраз остаётся в книге №04.</w:t>
       </w:r>
     </w:p>
-    <w:bookmarkEnd w:id="58"/>
-    <w:bookmarkStart w:id="69" w:name="Xd4c87713e1976fe4586d8a19c70c43bf25efad3"/>
+    <w:bookmarkEnd w:id="43"/>
+    <w:bookmarkStart w:id="44" w:name="Xd4c87713e1976fe4586d8a19c70c43bf25efad3"/>
     <w:p>
       <w:pPr>
         <w:pStyle w:val="Heading2"/>
@@ -3935,7 +3605,7 @@
       <w:pPr>
         <w:numPr>
           <w:ilvl w:val="0"/>
-          <w:numId w:val="1006"/>
+          <w:numId w:val="1039"/>
         </w:numPr>
         <w:pStyle w:val="Compact"/>
       </w:pPr>
@@ -3945,20 +3615,18 @@
       <w:r>
         <w:t xml:space="preserve"> </w:t>
       </w:r>
-      <w:hyperlink r:id="rId59">
-        <w:r>
-          <w:rPr>
-            <w:rStyle w:val="Hyperlink"/>
-          </w:rPr>
-          <w:t xml:space="preserve">https://yandex.ru/support2/wordstat/ru/interface/new</w:t>
-        </w:r>
-      </w:hyperlink>
+      <w:r>
+        <w:rPr>
+          <w:rStyle w:val="VerbatimChar"/>
+        </w:rPr>
+        <w:t xml:space="preserve">https://yandex.ru/support2/wordstat/ru/interface/new</w:t>
+      </w:r>
     </w:p>
     <w:p>
       <w:pPr>
         <w:numPr>
           <w:ilvl w:val="0"/>
-          <w:numId w:val="1006"/>
+          <w:numId w:val="1039"/>
         </w:numPr>
         <w:pStyle w:val="Compact"/>
       </w:pPr>
@@ -3968,20 +3636,18 @@
       <w:r>
         <w:t xml:space="preserve"> </w:t>
       </w:r>
-      <w:hyperlink r:id="rId60">
-        <w:r>
-          <w:rPr>
-            <w:rStyle w:val="Hyperlink"/>
-          </w:rPr>
-          <w:t xml:space="preserve">https://yandex.ru/support2/wordstat/ru/content/operators</w:t>
-        </w:r>
-      </w:hyperlink>
+      <w:r>
+        <w:rPr>
+          <w:rStyle w:val="VerbatimChar"/>
+        </w:rPr>
+        <w:t xml:space="preserve">https://yandex.ru/support2/wordstat/ru/content/operators</w:t>
+      </w:r>
     </w:p>
     <w:p>
       <w:pPr>
         <w:numPr>
           <w:ilvl w:val="0"/>
-          <w:numId w:val="1006"/>
+          <w:numId w:val="1039"/>
         </w:numPr>
         <w:pStyle w:val="Compact"/>
       </w:pPr>
@@ -3991,20 +3657,18 @@
       <w:r>
         <w:t xml:space="preserve"> </w:t>
       </w:r>
-      <w:hyperlink r:id="rId61">
-        <w:r>
-          <w:rPr>
-            <w:rStyle w:val="Hyperlink"/>
-          </w:rPr>
-          <w:t xml:space="preserve">https://yandex.ru/support/webmaster/ru/recommendations/targeting</w:t>
-        </w:r>
-      </w:hyperlink>
+      <w:r>
+        <w:rPr>
+          <w:rStyle w:val="VerbatimChar"/>
+        </w:rPr>
+        <w:t xml:space="preserve">https://yandex.ru/support/webmaster/ru/recommendations/targeting</w:t>
+      </w:r>
     </w:p>
     <w:p>
       <w:pPr>
         <w:numPr>
           <w:ilvl w:val="0"/>
-          <w:numId w:val="1006"/>
+          <w:numId w:val="1039"/>
         </w:numPr>
         <w:pStyle w:val="Compact"/>
       </w:pPr>
@@ -4014,20 +3678,18 @@
       <w:r>
         <w:t xml:space="preserve"> </w:t>
       </w:r>
-      <w:hyperlink r:id="rId62">
-        <w:r>
-          <w:rPr>
-            <w:rStyle w:val="Hyperlink"/>
-          </w:rPr>
-          <w:t xml:space="preserve">https://www.semrush.com/blog/keyword-clustering/</w:t>
-        </w:r>
-      </w:hyperlink>
+      <w:r>
+        <w:rPr>
+          <w:rStyle w:val="VerbatimChar"/>
+        </w:rPr>
+        <w:t xml:space="preserve">https://www.semrush.com/blog/keyword-clustering/</w:t>
+      </w:r>
     </w:p>
     <w:p>
       <w:pPr>
         <w:numPr>
           <w:ilvl w:val="0"/>
-          <w:numId w:val="1006"/>
+          <w:numId w:val="1039"/>
         </w:numPr>
         <w:pStyle w:val="Compact"/>
       </w:pPr>
@@ -4037,20 +3699,18 @@
       <w:r>
         <w:t xml:space="preserve"> </w:t>
       </w:r>
-      <w:hyperlink r:id="rId63">
-        <w:r>
-          <w:rPr>
-            <w:rStyle w:val="Hyperlink"/>
-          </w:rPr>
-          <w:t xml:space="preserve">https://www.semrush.com/blog/keyword-mapping/</w:t>
-        </w:r>
-      </w:hyperlink>
+      <w:r>
+        <w:rPr>
+          <w:rStyle w:val="VerbatimChar"/>
+        </w:rPr>
+        <w:t xml:space="preserve">https://www.semrush.com/blog/keyword-mapping/</w:t>
+      </w:r>
     </w:p>
     <w:p>
       <w:pPr>
         <w:numPr>
           <w:ilvl w:val="0"/>
-          <w:numId w:val="1006"/>
+          <w:numId w:val="1039"/>
         </w:numPr>
         <w:pStyle w:val="Compact"/>
       </w:pPr>
@@ -4060,20 +3720,18 @@
       <w:r>
         <w:t xml:space="preserve"> </w:t>
       </w:r>
-      <w:hyperlink r:id="rId64">
-        <w:r>
-          <w:rPr>
-            <w:rStyle w:val="Hyperlink"/>
-          </w:rPr>
-          <w:t xml:space="preserve">https://ahrefs.com/blog/keyword-intent/</w:t>
-        </w:r>
-      </w:hyperlink>
+      <w:r>
+        <w:rPr>
+          <w:rStyle w:val="VerbatimChar"/>
+        </w:rPr>
+        <w:t xml:space="preserve">https://ahrefs.com/blog/keyword-intent/</w:t>
+      </w:r>
     </w:p>
     <w:p>
       <w:pPr>
         <w:numPr>
           <w:ilvl w:val="0"/>
-          <w:numId w:val="1006"/>
+          <w:numId w:val="1039"/>
         </w:numPr>
         <w:pStyle w:val="Compact"/>
       </w:pPr>
@@ -4083,20 +3741,18 @@
       <w:r>
         <w:t xml:space="preserve"> </w:t>
       </w:r>
-      <w:hyperlink r:id="rId65">
-        <w:r>
-          <w:rPr>
-            <w:rStyle w:val="Hyperlink"/>
-          </w:rPr>
-          <w:t xml:space="preserve">https://ahrefs.com/blog/keyword-cannibalization/</w:t>
-        </w:r>
-      </w:hyperlink>
+      <w:r>
+        <w:rPr>
+          <w:rStyle w:val="VerbatimChar"/>
+        </w:rPr>
+        <w:t xml:space="preserve">https://ahrefs.com/blog/keyword-cannibalization/</w:t>
+      </w:r>
     </w:p>
     <w:p>
       <w:pPr>
         <w:numPr>
           <w:ilvl w:val="0"/>
-          <w:numId w:val="1006"/>
+          <w:numId w:val="1039"/>
         </w:numPr>
         <w:pStyle w:val="Compact"/>
       </w:pPr>
@@ -4106,20 +3762,18 @@
       <w:r>
         <w:t xml:space="preserve"> </w:t>
       </w:r>
-      <w:hyperlink r:id="rId66">
-        <w:r>
-          <w:rPr>
-            <w:rStyle w:val="Hyperlink"/>
-          </w:rPr>
-          <w:t xml:space="preserve">https://ahrefs.com/blog/internal-links-for-seo/</w:t>
-        </w:r>
-      </w:hyperlink>
+      <w:r>
+        <w:rPr>
+          <w:rStyle w:val="VerbatimChar"/>
+        </w:rPr>
+        <w:t xml:space="preserve">https://ahrefs.com/blog/internal-links-for-seo/</w:t>
+      </w:r>
     </w:p>
     <w:p>
       <w:pPr>
         <w:numPr>
           <w:ilvl w:val="0"/>
-          <w:numId w:val="1006"/>
+          <w:numId w:val="1039"/>
         </w:numPr>
         <w:pStyle w:val="Compact"/>
       </w:pPr>
@@ -4129,20 +3783,18 @@
       <w:r>
         <w:t xml:space="preserve"> </w:t>
       </w:r>
-      <w:hyperlink r:id="rId67">
-        <w:r>
-          <w:rPr>
-            <w:rStyle w:val="Hyperlink"/>
-          </w:rPr>
-          <w:t xml:space="preserve">https://yandex.ru/support/webmaster/ru/service/alice-answers</w:t>
-        </w:r>
-      </w:hyperlink>
+      <w:r>
+        <w:rPr>
+          <w:rStyle w:val="VerbatimChar"/>
+        </w:rPr>
+        <w:t xml:space="preserve">https://yandex.ru/support/webmaster/ru/service/alice-answers</w:t>
+      </w:r>
     </w:p>
     <w:p>
       <w:pPr>
         <w:numPr>
           <w:ilvl w:val="0"/>
-          <w:numId w:val="1006"/>
+          <w:numId w:val="1039"/>
         </w:numPr>
         <w:pStyle w:val="Compact"/>
       </w:pPr>
@@ -4152,17 +3804,15 @@
       <w:r>
         <w:t xml:space="preserve"> </w:t>
       </w:r>
-      <w:hyperlink r:id="rId68">
-        <w:r>
-          <w:rPr>
-            <w:rStyle w:val="Hyperlink"/>
-          </w:rPr>
-          <w:t xml:space="preserve">https://yandex.ru/support/webmaster/ru/epos</w:t>
-        </w:r>
-      </w:hyperlink>
-    </w:p>
-    <w:bookmarkEnd w:id="69"/>
-    <w:bookmarkEnd w:id="70"/>
+      <w:r>
+        <w:rPr>
+          <w:rStyle w:val="VerbatimChar"/>
+        </w:rPr>
+        <w:t xml:space="preserve">https://yandex.ru/support/webmaster/ru/epos</w:t>
+      </w:r>
+    </w:p>
+    <w:bookmarkEnd w:id="44"/>
+    <w:bookmarkEnd w:id="45"/>
     <w:sectPr>
       <w:headerReference r:id="rId9" w:type="default"/>
       <w:footerReference r:id="rId10" w:type="default"/>
@@ -4681,6 +4331,51 @@
     <w:abstractNumId w:val="991"/>
   </w:num>
   <w:num w:numId="1002">
+    <w:abstractNumId w:val="991"/>
+  </w:num>
+  <w:num w:numId="1003">
+    <w:abstractNumId w:val="991"/>
+  </w:num>
+  <w:num w:numId="1004">
+    <w:abstractNumId w:val="991"/>
+  </w:num>
+  <w:num w:numId="1005">
+    <w:abstractNumId w:val="991"/>
+  </w:num>
+  <w:num w:numId="1006">
+    <w:abstractNumId w:val="991"/>
+  </w:num>
+  <w:num w:numId="1007">
+    <w:abstractNumId w:val="991"/>
+  </w:num>
+  <w:num w:numId="1008">
+    <w:abstractNumId w:val="991"/>
+  </w:num>
+  <w:num w:numId="1009">
+    <w:abstractNumId w:val="991"/>
+  </w:num>
+  <w:num w:numId="1010">
+    <w:abstractNumId w:val="991"/>
+  </w:num>
+  <w:num w:numId="1011">
+    <w:abstractNumId w:val="991"/>
+  </w:num>
+  <w:num w:numId="1012">
+    <w:abstractNumId w:val="991"/>
+  </w:num>
+  <w:num w:numId="1013">
+    <w:abstractNumId w:val="991"/>
+  </w:num>
+  <w:num w:numId="1014">
+    <w:abstractNumId w:val="991"/>
+  </w:num>
+  <w:num w:numId="1015">
+    <w:abstractNumId w:val="991"/>
+  </w:num>
+  <w:num w:numId="1016">
+    <w:abstractNumId w:val="991"/>
+  </w:num>
+  <w:num w:numId="1017">
     <w:abstractNumId w:val="99411"/>
     <w:lvlOverride w:ilvl="0">
       <w:startOverride w:val="1"/>
@@ -4710,7 +4405,7 @@
       <w:startOverride w:val="1"/>
     </w:lvlOverride>
   </w:num>
-  <w:num w:numId="1003">
+  <w:num w:numId="1018">
     <w:abstractNumId w:val="99411"/>
     <w:lvlOverride w:ilvl="0">
       <w:startOverride w:val="1"/>
@@ -4740,7 +4435,7 @@
       <w:startOverride w:val="1"/>
     </w:lvlOverride>
   </w:num>
-  <w:num w:numId="1004">
+  <w:num w:numId="1019">
     <w:abstractNumId w:val="99411"/>
     <w:lvlOverride w:ilvl="0">
       <w:startOverride w:val="1"/>
@@ -4770,10 +4465,118 @@
       <w:startOverride w:val="1"/>
     </w:lvlOverride>
   </w:num>
-  <w:num w:numId="1005">
+  <w:num w:numId="1020">
+    <w:abstractNumId w:val="99411"/>
+    <w:lvlOverride w:ilvl="0">
+      <w:startOverride w:val="1"/>
+    </w:lvlOverride>
+    <w:lvlOverride w:ilvl="1">
+      <w:startOverride w:val="1"/>
+    </w:lvlOverride>
+    <w:lvlOverride w:ilvl="2">
+      <w:startOverride w:val="1"/>
+    </w:lvlOverride>
+    <w:lvlOverride w:ilvl="3">
+      <w:startOverride w:val="1"/>
+    </w:lvlOverride>
+    <w:lvlOverride w:ilvl="4">
+      <w:startOverride w:val="1"/>
+    </w:lvlOverride>
+    <w:lvlOverride w:ilvl="5">
+      <w:startOverride w:val="1"/>
+    </w:lvlOverride>
+    <w:lvlOverride w:ilvl="6">
+      <w:startOverride w:val="1"/>
+    </w:lvlOverride>
+    <w:lvlOverride w:ilvl="7">
+      <w:startOverride w:val="1"/>
+    </w:lvlOverride>
+    <w:lvlOverride w:ilvl="8">
+      <w:startOverride w:val="1"/>
+    </w:lvlOverride>
+  </w:num>
+  <w:num w:numId="1021">
     <w:abstractNumId w:val="991"/>
   </w:num>
-  <w:num w:numId="1006">
+  <w:num w:numId="1022">
+    <w:abstractNumId w:val="991"/>
+  </w:num>
+  <w:num w:numId="1023">
+    <w:abstractNumId w:val="991"/>
+  </w:num>
+  <w:num w:numId="1024">
+    <w:abstractNumId w:val="991"/>
+  </w:num>
+  <w:num w:numId="1025">
+    <w:abstractNumId w:val="991"/>
+  </w:num>
+  <w:num w:numId="1026">
+    <w:abstractNumId w:val="991"/>
+  </w:num>
+  <w:num w:numId="1027">
+    <w:abstractNumId w:val="991"/>
+  </w:num>
+  <w:num w:numId="1028">
+    <w:abstractNumId w:val="991"/>
+  </w:num>
+  <w:num w:numId="1029">
+    <w:abstractNumId w:val="991"/>
+  </w:num>
+  <w:num w:numId="1030">
+    <w:abstractNumId w:val="99411"/>
+    <w:lvlOverride w:ilvl="0">
+      <w:startOverride w:val="1"/>
+    </w:lvlOverride>
+    <w:lvlOverride w:ilvl="1">
+      <w:startOverride w:val="1"/>
+    </w:lvlOverride>
+    <w:lvlOverride w:ilvl="2">
+      <w:startOverride w:val="1"/>
+    </w:lvlOverride>
+    <w:lvlOverride w:ilvl="3">
+      <w:startOverride w:val="1"/>
+    </w:lvlOverride>
+    <w:lvlOverride w:ilvl="4">
+      <w:startOverride w:val="1"/>
+    </w:lvlOverride>
+    <w:lvlOverride w:ilvl="5">
+      <w:startOverride w:val="1"/>
+    </w:lvlOverride>
+    <w:lvlOverride w:ilvl="6">
+      <w:startOverride w:val="1"/>
+    </w:lvlOverride>
+    <w:lvlOverride w:ilvl="7">
+      <w:startOverride w:val="1"/>
+    </w:lvlOverride>
+    <w:lvlOverride w:ilvl="8">
+      <w:startOverride w:val="1"/>
+    </w:lvlOverride>
+  </w:num>
+  <w:num w:numId="1031">
+    <w:abstractNumId w:val="991"/>
+  </w:num>
+  <w:num w:numId="1032">
+    <w:abstractNumId w:val="991"/>
+  </w:num>
+  <w:num w:numId="1033">
+    <w:abstractNumId w:val="991"/>
+  </w:num>
+  <w:num w:numId="1034">
+    <w:abstractNumId w:val="991"/>
+  </w:num>
+  <w:num w:numId="1035">
+    <w:abstractNumId w:val="991"/>
+  </w:num>
+  <w:num w:numId="1036">
+    <w:abstractNumId w:val="991"/>
+  </w:num>
+  <w:num w:numId="1037">
+    <w:abstractNumId w:val="991"/>
+  </w:num>
+  <w:num w:numId="1038">
+    <w:abstractNumId w:val="991"/>
+  </w:num>
+  <w:num w:numId="1039">
     <w:abstractNumId w:val="99411"/>
     <w:lvlOverride w:ilvl="0">
       <w:startOverride w:val="1"/>
@@ -16659,13 +16462,239 @@
       </w:tcPr>
     </w:tblStylePr>
   </w:style>
-  <w:style w:type="paragraph" w:customStyle="1" w:styleId="SourceCode">
+  <w:style w:customStyle="1" w:styleId="SourceCode" w:type="paragraph">
     <w:name w:val="Source Code"/>
     <w:basedOn w:val="Normal"/>
     <w:link w:val="VerbatimChar"/>
     <w:pPr>
       <w:wordWrap w:val="off"/>
     </w:pPr>
+  </w:style>
+  <w:style w:customStyle="1" w:styleId="KeywordTok" w:type="character">
+    <w:name w:val="KeywordTok"/>
+    <w:basedOn w:val="VerbatimChar"/>
+    <w:rPr>
+      <w:color w:val="007020"/>
+      <w:b/>
+    </w:rPr>
+  </w:style>
+  <w:style w:customStyle="1" w:styleId="DataTypeTok" w:type="character">
+    <w:name w:val="DataTypeTok"/>
+    <w:basedOn w:val="VerbatimChar"/>
+    <w:rPr>
+      <w:color w:val="902000"/>
+    </w:rPr>
+  </w:style>
+  <w:style w:customStyle="1" w:styleId="DecValTok" w:type="character">
+    <w:name w:val="DecValTok"/>
+    <w:basedOn w:val="VerbatimChar"/>
+    <w:rPr>
+      <w:color w:val="40a070"/>
+    </w:rPr>
+  </w:style>
+  <w:style w:customStyle="1" w:styleId="BaseNTok" w:type="character">
+    <w:name w:val="BaseNTok"/>
+    <w:basedOn w:val="VerbatimChar"/>
+    <w:rPr>
+      <w:color w:val="40a070"/>
+    </w:rPr>
+  </w:style>
+  <w:style w:customStyle="1" w:styleId="FloatTok" w:type="character">
+    <w:name w:val="FloatTok"/>
+    <w:basedOn w:val="VerbatimChar"/>
+    <w:rPr>
+      <w:color w:val="40a070"/>
+    </w:rPr>
+  </w:style>
+  <w:style w:customStyle="1" w:styleId="ConstantTok" w:type="character">
+    <w:name w:val="ConstantTok"/>
+    <w:basedOn w:val="VerbatimChar"/>
+    <w:rPr>
+      <w:color w:val="880000"/>
+    </w:rPr>
+  </w:style>
+  <w:style w:customStyle="1" w:styleId="CharTok" w:type="character">
+    <w:name w:val="CharTok"/>
+    <w:basedOn w:val="VerbatimChar"/>
+    <w:rPr>
+      <w:color w:val="4070a0"/>
+    </w:rPr>
+  </w:style>
+  <w:style w:customStyle="1" w:styleId="SpecialCharTok" w:type="character">
+    <w:name w:val="SpecialCharTok"/>
+    <w:basedOn w:val="VerbatimChar"/>
+    <w:rPr>
+      <w:color w:val="4070a0"/>
+    </w:rPr>
+  </w:style>
+  <w:style w:customStyle="1" w:styleId="StringTok" w:type="character">
+    <w:name w:val="StringTok"/>
+    <w:basedOn w:val="VerbatimChar"/>
+    <w:rPr>
+      <w:color w:val="4070a0"/>
+    </w:rPr>
+  </w:style>
+  <w:style w:customStyle="1" w:styleId="VerbatimStringTok" w:type="character">
+    <w:name w:val="VerbatimStringTok"/>
+    <w:basedOn w:val="VerbatimChar"/>
+    <w:rPr>
+      <w:color w:val="4070a0"/>
+    </w:rPr>
+  </w:style>
+  <w:style w:customStyle="1" w:styleId="SpecialStringTok" w:type="character">
+    <w:name w:val="SpecialStringTok"/>
+    <w:basedOn w:val="VerbatimChar"/>
+    <w:rPr>
+      <w:color w:val="bb6688"/>
+    </w:rPr>
+  </w:style>
+  <w:style w:customStyle="1" w:styleId="ImportTok" w:type="character">
+    <w:name w:val="ImportTok"/>
+    <w:basedOn w:val="VerbatimChar"/>
+    <w:rPr>
+      <w:color w:val="008000"/>
+      <w:b/>
+    </w:rPr>
+  </w:style>
+  <w:style w:customStyle="1" w:styleId="CommentTok" w:type="character">
+    <w:name w:val="CommentTok"/>
+    <w:basedOn w:val="VerbatimChar"/>
+    <w:rPr>
+      <w:color w:val="60a0b0"/>
+      <w:i/>
+    </w:rPr>
+  </w:style>
+  <w:style w:customStyle="1" w:styleId="DocumentationTok" w:type="character">
+    <w:name w:val="DocumentationTok"/>
+    <w:basedOn w:val="VerbatimChar"/>
+    <w:rPr>
+      <w:color w:val="ba2121"/>
+      <w:i/>
+    </w:rPr>
+  </w:style>
+  <w:style w:customStyle="1" w:styleId="AnnotationTok" w:type="character">
+    <w:name w:val="AnnotationTok"/>
+    <w:basedOn w:val="VerbatimChar"/>
+    <w:rPr>
+      <w:color w:val="60a0b0"/>
+      <w:b/>
+      <w:i/>
+    </w:rPr>
+  </w:style>
+  <w:style w:customStyle="1" w:styleId="CommentVarTok" w:type="character">
+    <w:name w:val="CommentVarTok"/>
+    <w:basedOn w:val="VerbatimChar"/>
+    <w:rPr>
+      <w:color w:val="60a0b0"/>
+      <w:b/>
+      <w:i/>
+    </w:rPr>
+  </w:style>
+  <w:style w:customStyle="1" w:styleId="OtherTok" w:type="character">
+    <w:name w:val="OtherTok"/>
+    <w:basedOn w:val="VerbatimChar"/>
+    <w:rPr>
+      <w:color w:val="007020"/>
+    </w:rPr>
+  </w:style>
+  <w:style w:customStyle="1" w:styleId="FunctionTok" w:type="character">
+    <w:name w:val="FunctionTok"/>
+    <w:basedOn w:val="VerbatimChar"/>
+    <w:rPr>
+      <w:color w:val="06287e"/>
+    </w:rPr>
+  </w:style>
+  <w:style w:customStyle="1" w:styleId="VariableTok" w:type="character">
+    <w:name w:val="VariableTok"/>
+    <w:basedOn w:val="VerbatimChar"/>
+    <w:rPr>
+      <w:color w:val="19177c"/>
+    </w:rPr>
+  </w:style>
+  <w:style w:customStyle="1" w:styleId="ControlFlowTok" w:type="character">
+    <w:name w:val="ControlFlowTok"/>
+    <w:basedOn w:val="VerbatimChar"/>
+    <w:rPr>
+      <w:color w:val="007020"/>
+      <w:b/>
+    </w:rPr>
+  </w:style>
+  <w:style w:customStyle="1" w:styleId="OperatorTok" w:type="character">
+    <w:name w:val="OperatorTok"/>
+    <w:basedOn w:val="VerbatimChar"/>
+    <w:rPr>
+      <w:color w:val="666666"/>
+    </w:rPr>
+  </w:style>
+  <w:style w:customStyle="1" w:styleId="BuiltInTok" w:type="character">
+    <w:name w:val="BuiltInTok"/>
+    <w:basedOn w:val="VerbatimChar"/>
+    <w:rPr>
+      <w:color w:val="008000"/>
+    </w:rPr>
+  </w:style>
+  <w:style w:customStyle="1" w:styleId="ExtensionTok" w:type="character">
+    <w:name w:val="ExtensionTok"/>
+    <w:basedOn w:val="VerbatimChar"/>
+    <w:rPr/>
+  </w:style>
+  <w:style w:customStyle="1" w:styleId="PreprocessorTok" w:type="character">
+    <w:name w:val="PreprocessorTok"/>
+    <w:basedOn w:val="VerbatimChar"/>
+    <w:rPr>
+      <w:color w:val="bc7a00"/>
+    </w:rPr>
+  </w:style>
+  <w:style w:customStyle="1" w:styleId="AttributeTok" w:type="character">
+    <w:name w:val="AttributeTok"/>
+    <w:basedOn w:val="VerbatimChar"/>
+    <w:rPr>
+      <w:color w:val="7d9029"/>
+    </w:rPr>
+  </w:style>
+  <w:style w:customStyle="1" w:styleId="RegionMarkerTok" w:type="character">
+    <w:name w:val="RegionMarkerTok"/>
+    <w:basedOn w:val="VerbatimChar"/>
+    <w:rPr/>
+  </w:style>
+  <w:style w:customStyle="1" w:styleId="InformationTok" w:type="character">
+    <w:name w:val="InformationTok"/>
+    <w:basedOn w:val="VerbatimChar"/>
+    <w:rPr>
+      <w:color w:val="60a0b0"/>
+      <w:b/>
+      <w:i/>
+    </w:rPr>
+  </w:style>
+  <w:style w:customStyle="1" w:styleId="WarningTok" w:type="character">
+    <w:name w:val="WarningTok"/>
+    <w:basedOn w:val="VerbatimChar"/>
+    <w:rPr>
+      <w:color w:val="60a0b0"/>
+      <w:b/>
+      <w:i/>
+    </w:rPr>
+  </w:style>
+  <w:style w:customStyle="1" w:styleId="AlertTok" w:type="character">
+    <w:name w:val="AlertTok"/>
+    <w:basedOn w:val="VerbatimChar"/>
+    <w:rPr>
+      <w:color w:val="ff0000"/>
+      <w:b/>
+    </w:rPr>
+  </w:style>
+  <w:style w:customStyle="1" w:styleId="ErrorTok" w:type="character">
+    <w:name w:val="ErrorTok"/>
+    <w:basedOn w:val="VerbatimChar"/>
+    <w:rPr>
+      <w:color w:val="ff0000"/>
+      <w:b/>
+    </w:rPr>
+  </w:style>
+  <w:style w:customStyle="1" w:styleId="NormalTok" w:type="character">
+    <w:name w:val="NormalTok"/>
+    <w:basedOn w:val="VerbatimChar"/>
+    <w:rPr/>
   </w:style>
   <w:style w:type="character" w:customStyle="1" w:styleId="KeywordTok">
     <w:name w:val="KeywordTok"/>
